--- a/A3_Report.docx
+++ b/A3_Report.docx
@@ -23,7 +23,15 @@
         <w:jc w:val="center"/>
       </w:pPr>
       <w:r>
-        <w:t>Name: Mishal Joytishna Charan</w:t>
+        <w:t xml:space="preserve">Name: Mishal </w:t>
+      </w:r>
+      <w:proofErr w:type="spellStart"/>
+      <w:r>
+        <w:t>Joytishna</w:t>
+      </w:r>
+      <w:proofErr w:type="spellEnd"/>
+      <w:r>
+        <w:t xml:space="preserve"> Charan</w:t>
       </w:r>
     </w:p>
     <w:p>
@@ -74,15 +82,15 @@
         <w:ind w:firstLine="720"/>
       </w:pPr>
       <w:r>
-        <w:t xml:space="preserve">According to Erikson's psychosocial theory, development occurs in eight stages, with each stage including a psychosocial crisis (or turning point), that is a period fraught with vulnerability and potential (Erikson, 1963; Santrock, 2024, p. 19). According to Newman and Newman (2016), the five organizing constructs are: stages of development, psychosocial crises, a radius of important relationships, prime adaptive ego qualities, and core pathologies (p. 230). According to the epigenetic principle, the stages develop in a predetermined order, with each stage emerging from and being a more mature state of the previous (Newman &amp; Newman, 2016, pp. 230–231). According to Newman &amp; Newman (2016) p. 232 a psychosocial crisis is a tension between the skills that a person demonstrates at the start of a stage and what society expects or demands of that person during that stage. Crises are worked through on a </w:t>
-      </w:r>
-      <w:proofErr w:type="gramStart"/>
-      <w:r>
-        <w:t>continuum</w:t>
-      </w:r>
-      <w:proofErr w:type="gramEnd"/>
-      <w:r>
-        <w:t xml:space="preserve"> and most individuals work through them in a positive direction and come out with ego strengths which will be a resource for the next stage (Newman &amp; Newman, 2016, p. 233).</w:t>
+        <w:t xml:space="preserve">Erikson's psychosocial theory holds that development unfolds in eight stages, with each stage bringing a psychosocial crisis, a turning point marked by both vulnerability and potential (Erikson, 1963; Santrock, 2024, p. 19). Newman and Newman (2016) </w:t>
+      </w:r>
+      <w:proofErr w:type="spellStart"/>
+      <w:r>
+        <w:t>organise</w:t>
+      </w:r>
+      <w:proofErr w:type="spellEnd"/>
+      <w:r>
+        <w:t xml:space="preserve"> the theory around five basic concepts: stages of development, psychosocial crises, a radius of significant relationships, prime adaptive ego qualities, and core pathologies (p. 230). Through the epigenetic principle, the stages unfold in a set order, each building on the previous one in a more mature form (Newman &amp; Newman, 2016, pp. 230–231). A psychosocial crisis is a tension between the skills a person shows at the start of a stage and what society expects or demands of them during it (Newman &amp; Newman, 2016, p. 232). Crises are resolved along a continuum, and most people work through them positively, coming out with ego strengths that serve as a resource for the next stage (Newman &amp; Newman, 2016, p. 233).</w:t>
       </w:r>
     </w:p>
     <w:p>
@@ -90,35 +98,29 @@
         <w:ind w:firstLine="720"/>
       </w:pPr>
       <w:r>
-        <w:t xml:space="preserve">At 13 Carrie is in Erikson's fifth stage, of identity versus identity confusion, in which the </w:t>
-      </w:r>
-      <w:proofErr w:type="gramStart"/>
-      <w:r>
-        <w:t>teenage</w:t>
-      </w:r>
-      <w:proofErr w:type="gramEnd"/>
-      <w:r>
-        <w:t xml:space="preserve"> develops a sense of who they </w:t>
-      </w:r>
-      <w:proofErr w:type="gramStart"/>
-      <w:r>
-        <w:t>are</w:t>
-      </w:r>
-      <w:proofErr w:type="gramEnd"/>
-      <w:r>
-        <w:t xml:space="preserve"> what they are about and where they are going in life (Santrock 2024 p. 295). The search is supported by a psychosocial moratorium, Erikson's term for the gap between childhood security and adult autonomy in which society leaves adolescents relatively free to try out different roles (Erikson, 1968; Santrock, 2024, p. 295). A good resolution results in the ego strength of fidelity to others, whereas a poor resolution threatens the fundamental pathology of dissociation – the inability to relate to others (Newman &amp; Newman, 2016, pp. 234-235). Prior to this stage, Carrie had to overcome industry versus inferiority; if she was </w:t>
-      </w:r>
-      <w:proofErr w:type="gramStart"/>
-      <w:r>
-        <w:t>successful</w:t>
-      </w:r>
-      <w:proofErr w:type="gramEnd"/>
-      <w:r>
-        <w:t xml:space="preserve"> she would develop a feeling of industry that would stay with her for the rest of her life (Newman &amp; </w:t>
+        <w:t xml:space="preserve">Having reached the age of 13 Carrie is experiencing Erikson's fifth stage of identity versus role confusion as the adolescent begins to learn who they </w:t>
+      </w:r>
+      <w:r>
+        <w:t>are,</w:t>
+      </w:r>
+      <w:r>
+        <w:t xml:space="preserve"> what they are about and where they are going in life (Santrock 2024 p. 295). This is facilitated by a psychosocial moratorium, a concept introduced by Erikson referring to the period between childhood safety and adult independence where society </w:t>
+      </w:r>
+      <w:r>
+        <w:t>grants</w:t>
+      </w:r>
+      <w:r>
+        <w:t xml:space="preserve"> a good deal of freedom to explore various identities (Erikson, 1968; Santrock, 2024, p. 295).</w:t>
+      </w:r>
+      <w:r>
+        <w:t xml:space="preserve"> </w:t>
+      </w:r>
+      <w:r>
+        <w:t xml:space="preserve">A good resolution results in the ego strength of fidelity to others, whereas a poor resolution risks the core pathology of dissociation, the inability to relate to others (Newman &amp; Newman, 2016, pp. 234–235). Prior to this stage, Carrie had to overcome industry versus inferiority, and success there would have left her with a lasting sense of industry (Newman &amp; Newman, 2016, p. 234; Santrock, 2024, p. 20). The story suggests she resolved it well: she was a </w:t>
       </w:r>
       <w:r>
         <w:lastRenderedPageBreak/>
-        <w:t>Newman, 2016, p. 234; Santrock, 2024, p. 20). The narrative points to a happy ending: she was a good swimmer who competed for her old school, liked the ordeal of an international school in Brussels, and is gradually gaining her independence at home.</w:t>
+        <w:t>good swimmer at her old school, loved her year at an international school in Brussels, and is gradually gaining her independence at home.</w:t>
       </w:r>
     </w:p>
     <w:p>
@@ -126,23 +128,7 @@
         <w:ind w:firstLine="720"/>
       </w:pPr>
       <w:r>
-        <w:t xml:space="preserve">Carrie's narrative is plagued by the identity crisis. On the plus of the break, she continues to try out identities: she reassembles a known personality by becoming a member of the </w:t>
-      </w:r>
-      <w:proofErr w:type="gramStart"/>
-      <w:r>
-        <w:t>swim</w:t>
-      </w:r>
-      <w:proofErr w:type="gramEnd"/>
-      <w:r>
-        <w:t xml:space="preserve"> team, maintains her Brussels friendships through the internet, and tries to crack the code of the social customs of the students in her new all-girls school. Confusion is just as compelling. Her evolving form now embarrassed her more than she had been, the Whose Legs site denounced that form, and she lay awake in the dark trembling with the thought of all the world snickering at her. Her circle of close friends has </w:t>
-      </w:r>
-      <w:proofErr w:type="gramStart"/>
-      <w:r>
-        <w:t>shrunk:</w:t>
-      </w:r>
-      <w:proofErr w:type="gramEnd"/>
-      <w:r>
-        <w:t xml:space="preserve"> her older brother is aloof, her mother is mostly absent, and her father’s association with Jane’s family at work discourages her from speaking out (Newman &amp; Newman, 2016, p. 234). Still, Carrie is probably going to get through this part okay. She considered what she could do and went to the guidance counsellor by herself, saw that the other girls were also being picked on and felt she could do something to help the other children. Such deeds indicate the budding of other-oriented values and allegiance, and budding fidelity rather than muddling, now that grownups start to be there for her.</w:t>
+        <w:t>Carrie's narrative is dominated by the identity crisis. On the positive side, she keeps trying out identities: she rebuilds a familiar one by joining the swim team, maintains her Brussels friendships through the internet, and tries to crack the social code of her new all-girls school. Confusion is just as strong. Her changing body has made her more self-conscious, the Whose Legs page put it on display for votes, and she lies awake imagining the whole world snickering at her. Her circle of close relationships has shrunk: her older brother is distant, her mother is mostly absent, and her father's association with Jane's family at work discourages her from speaking out (Newman &amp; Newman, 2016, p. 234). Even so, Carrie is likely to come through this stage positively. She thought through what she could do and went to the guidance counsellor by herself, saw that the other girls were also being picked on, and felt she could do something to help them. Such deeds point to budding fidelity rather than confusion, now that adults are starting to be there for her.</w:t>
       </w:r>
     </w:p>
     <w:p>
@@ -158,31 +144,15 @@
         <w:ind w:firstLine="720"/>
       </w:pPr>
       <w:r>
-        <w:t xml:space="preserve">Marcia's model builds on Erikson's model of the identity crisis by explaining how adolescents </w:t>
-      </w:r>
-      <w:proofErr w:type="gramStart"/>
-      <w:r>
-        <w:t>actually go</w:t>
-      </w:r>
-      <w:proofErr w:type="gramEnd"/>
-      <w:r>
-        <w:t xml:space="preserve"> through it. Marcia identified four identity statuses, or four modes of solving the identity crisis, and represented the person on two axes, crisis and commitment (Marcia, 1966, pp. 551-552; Santrock, 2024, p. 295). Crisis is a phase of identity formation during which the individual </w:t>
-      </w:r>
-      <w:proofErr w:type="gramStart"/>
-      <w:r>
-        <w:t>is considering</w:t>
-      </w:r>
-      <w:proofErr w:type="gramEnd"/>
-      <w:r>
-        <w:t xml:space="preserve"> different options and </w:t>
-      </w:r>
-      <w:proofErr w:type="gramStart"/>
-      <w:r>
-        <w:t>the majority of</w:t>
-      </w:r>
-      <w:proofErr w:type="gramEnd"/>
-      <w:r>
-        <w:t xml:space="preserve"> scholars currently favor the term exploration. Personal dedication to an identity is what Santrock (2024, p. 296) defines as commitment.</w:t>
+        <w:t xml:space="preserve">Marcia's model builds on Erikson's account of the identity crisis by explaining how adolescents actually go through it. Marcia identified four identity statuses, or ways of resolving the identity crisis, and classified people along two dimensions, crisis and commitment (Marcia, 1966, pp. 551–552; Santrock, 2024, p. 295). Crisis is a period of identity development in which the individual is weighing up alternatives, though most researchers now </w:t>
+      </w:r>
+      <w:proofErr w:type="spellStart"/>
+      <w:r>
+        <w:t>favour</w:t>
+      </w:r>
+      <w:proofErr w:type="spellEnd"/>
+      <w:r>
+        <w:t xml:space="preserve"> the term exploration (Santrock, 2024, p. 296). Personal dedication to an identity is what Santrock (2024, p. 296) defines as commitment.</w:t>
       </w:r>
     </w:p>
     <w:p>
@@ -190,11 +160,43 @@
         <w:ind w:firstLine="720"/>
       </w:pPr>
       <w:r>
-        <w:t xml:space="preserve">Identity diffusion is a state of adolescents who have not experimented with options and have not committed to any, and who usually are not at all interested. Identity foreclosure is the state of having committed to an identity without exploring options to arrive at that identity and is most often, as Erikson said, the unexamined adoption of the values of parents. Identity moratorium refers to individuals currently experiencing a crisis with commitments that are nonexistent or unclear. Identity achievement refers to those who have gone through a crisis and have come to a commitment (Santrock, 2024, p. 296). Such states are temporary. Numerous early adolescents are identity confused, and </w:t>
+        <w:t>Identity diffusion is the status of adolescents who have not explored options or made any commitment, and who usually show little interest in such matters. Identity foreclosure is commitment without exploring options, most often reflecting values handed down by parents before the adolescent has weighed up alternatives. Identity moratorium refers to individuals in the midst of a crisis whose commitments are absent or unclear. Identity achievement refers to those who have gone through a crisis and have come to a commitment (Santrock, 2024, p. 296). Such statuses are not permanent. Many young adolescents are identity diffused, and individuals can shift between moratorium and achievement over the course of their lives (Santrock, 2024, p. 296).</w:t>
+      </w:r>
+    </w:p>
+    <w:p>
+      <w:pPr>
+        <w:ind w:firstLine="720"/>
+      </w:pPr>
+      <w:r>
+        <w:t xml:space="preserve">Carrie shows the pattern of identity moratorium, and her socioemotional development is moving in a positive direction. She is actively and sincerely exploring. She </w:t>
       </w:r>
       <w:r>
         <w:lastRenderedPageBreak/>
-        <w:t>individuals can transition back and forth between moratorium and achievement multiple times over the course of their lives (Santrock, 2024, p. 296).</w:t>
+        <w:t xml:space="preserve">questions her friendships after Jane's online remarks about real friends and friends one is forced to keep, sustains her foreign friendships while trying out new ones at Girls' High, and studies the social codes of the new school rather than giving in to isolation. Joining the swim team is another step in working out who she might be here. Her plans are still vague, with no friendships settled and no real aims set, which is quite normal for a 13 year old. Nor does it appear to be foreclosure, as she is not just taking over pre-established values: she </w:t>
+      </w:r>
+      <w:proofErr w:type="spellStart"/>
+      <w:r>
+        <w:t>recognises</w:t>
+      </w:r>
+      <w:proofErr w:type="spellEnd"/>
+      <w:r>
+        <w:t xml:space="preserve"> that her parents' long working hours leave little room for her, and she is working out what she believes for herself. The bullying could still pull her the other way, though. Alone in an empty house, reluctant to trouble her exhausted mother and unable to reach her brother, Carrie could slip into diffusion, where exploration stops altogether. What holds this off is her ongoing involvement: Andrea alerted her to the page, she took it to the guidance counsellor, and she agreed to the plan to bring her parents in. Her status might change again, since identity development does not end with adolescence and people can move from moratorium to achievement and back again (Santrock, 2024, p. 296). Remaining in moratorium thus keeps that road open, and the identity she achieves will depend on the support she receives.</w:t>
+      </w:r>
+    </w:p>
+    <w:p>
+      <w:pPr>
+        <w:pStyle w:val="Heading1"/>
+      </w:pPr>
+      <w:r>
+        <w:t>Cognitive Theory</w:t>
+      </w:r>
+    </w:p>
+    <w:p>
+      <w:pPr>
+        <w:pStyle w:val="Heading2"/>
+      </w:pPr>
+      <w:r>
+        <w:t>Piaget's Cognitive Developmental Theory</w:t>
       </w:r>
     </w:p>
     <w:p>
@@ -202,204 +204,91 @@
         <w:ind w:firstLine="720"/>
       </w:pPr>
       <w:r>
-        <w:t xml:space="preserve">Carrie exhibits the process of identity </w:t>
-      </w:r>
-      <w:proofErr w:type="gramStart"/>
-      <w:r>
-        <w:t>moratorium</w:t>
-      </w:r>
-      <w:proofErr w:type="gramEnd"/>
-      <w:r>
-        <w:t xml:space="preserve"> and her socioemotional status is now evolving positively. She is actively and sincerely exploring. She doubts the authenticity of her friendships following Jane's internet remarks about genuine friends and the friends one </w:t>
-      </w:r>
-      <w:proofErr w:type="gramStart"/>
-      <w:r>
-        <w:t>has to</w:t>
-      </w:r>
-      <w:proofErr w:type="gramEnd"/>
-      <w:r>
-        <w:t xml:space="preserve"> keep, sustains her foreign friendships whilst trying out new </w:t>
-      </w:r>
-      <w:proofErr w:type="gramStart"/>
-      <w:r>
-        <w:t>one's</w:t>
-      </w:r>
-      <w:proofErr w:type="gramEnd"/>
-      <w:r>
-        <w:t xml:space="preserve"> at Girls' High, and contemplates the social codes of her new school rather than just submitting to her alienation. Trying out for the swim team is yet another trial in </w:t>
-      </w:r>
-      <w:proofErr w:type="gramStart"/>
-      <w:r>
-        <w:t>the figuring</w:t>
-      </w:r>
-      <w:proofErr w:type="gramEnd"/>
-      <w:r>
+        <w:t xml:space="preserve">In Piaget's theory of cognitive development, children actively construct their understanding of the world as they move through four stages (Santrock, 2024, p. 20). The stages are sequential, and each subsequent stage </w:t>
+      </w:r>
+      <w:proofErr w:type="spellStart"/>
+      <w:r>
+        <w:t>reorganises</w:t>
+      </w:r>
+      <w:proofErr w:type="spellEnd"/>
+      <w:r>
+        <w:t xml:space="preserve"> thinking in a new way. The fourth and last stage, the formal operational stage, begins at about eleven years of age (Santrock, 2024, p. 284).</w:t>
+      </w:r>
+    </w:p>
+    <w:p>
+      <w:pPr>
+        <w:ind w:firstLine="720"/>
+      </w:pPr>
+      <w:r>
+        <w:t xml:space="preserve">Formal operational thought is more abstract than the concrete thinking of childhood. Teens at this point are not tied to real events and are capable of thinking about what-ifs and completely fictional scenarios (Piaget, 1972, p. 1; Santrock, 2024, p. 284). One major accomplishment is hypothetical-deductive reasoning, which involves forming a hypothesis and deducing its consequences so that they can be tested systematically (Santrock, 2024, p. 285). Attainment varies, though: only about one in three young adolescents is a formal operational thinker, and many adults never become one (Santrock, 2024, p. 285). Egocentrism is also a feature of adolescent cognition, as Elkind (1967, p. 1025) first pointed out. He outlined two components. The imaginary audience is the </w:t>
+      </w:r>
+      <w:r>
+        <w:lastRenderedPageBreak/>
+        <w:t>assumption that others are as concerned with adolescents as adolescents are with themselves, which produces the feeling of always being watched. The personal fable is the sense of being special and invincible (Santrock, 2024, pp. 285–286). Social media can amplify such adolescent egocentrism (Santrock, 2024, p. 286).</w:t>
+      </w:r>
+    </w:p>
+    <w:p>
+      <w:pPr>
+        <w:ind w:firstLine="720"/>
+      </w:pPr>
+      <w:r>
+        <w:t xml:space="preserve">Carrie's ruminations illustrate the potential and the constraints of formal operational thinking. Her choice to consult the guidance counsellor came only once she had exhausted all the options and possibilities she could think of, displaying emerging hypothetical-deductive reasoning: she brainstormed, weighed them up and then decided which was best. Her mind is getting increasingly abstract. She decodes the implicit etiquette of fitting into a complex social circle, reads the social weight of the follow button on Instagram, and links her own experiences to wider structures like the harmful digital communications law, </w:t>
+      </w:r>
+      <w:proofErr w:type="spellStart"/>
+      <w:r>
+        <w:t>NetSafe</w:t>
+      </w:r>
+      <w:proofErr w:type="spellEnd"/>
+      <w:r>
+        <w:t xml:space="preserve">, and school policies. At the same time, her view is still affected by teenage egocentrism. She believes that people are all staring at her legs and imagines the whole world laughing at her, a typical case of the imaginary audience. Her case also shows social media intensifying this egocentrism, as the audience in her mind has partly become real via the voting page, and studies link social media use to heightened self-interest (Santrock, 2024, p. 286). Meta-analytic studies identify stress and suicidal ideation as severe forms of distress linked to cyberbullying </w:t>
+      </w:r>
+      <w:proofErr w:type="spellStart"/>
+      <w:r>
+        <w:t>victimisation</w:t>
+      </w:r>
+      <w:proofErr w:type="spellEnd"/>
+      <w:r>
+        <w:t xml:space="preserve"> (Kowalski et al., 2014, p. 1073). No personal fable is evident, though. Carrie </w:t>
+      </w:r>
+      <w:proofErr w:type="spellStart"/>
+      <w:r>
+        <w:t>realises</w:t>
+      </w:r>
+      <w:proofErr w:type="spellEnd"/>
+      <w:r>
+        <w:t xml:space="preserve"> other girls are being bullied as well, and she wants the bullying to end for them as much as for herself. That is rather mature thinking. Generally, her cognitive development seems quite good for her age, with systematic reasoning still developing alongside a very adolescent self-consciousness.</w:t>
+      </w:r>
+    </w:p>
+    <w:p>
+      <w:pPr>
+        <w:pStyle w:val="Heading1"/>
+      </w:pPr>
+      <w:r>
+        <w:t>Evaluation</w:t>
+      </w:r>
+    </w:p>
+    <w:p>
+      <w:pPr>
+        <w:ind w:firstLine="720"/>
+      </w:pPr>
+      <w:r>
+        <w:t>How useful were these theories for understanding Carrie? Erikson's stage theory helped most, because it explains why friendships, belonging, and body image carry such weight for her at 13, and the moratorium idea suited her role experiments. Its limitation is that it describes what should happen at her age better than it explains why it is happening to her. Carrie's crisis is largely produced by her circumstances: the repeated moves, her preoccupied parents, and a peer culture that rewards exclusion.</w:t>
+      </w:r>
+      <w:r>
+        <w:rPr>
+          <w:color w:val="auto"/>
+        </w:rPr>
         <w:t xml:space="preserve"> </w:t>
       </w:r>
-      <w:proofErr w:type="gramStart"/>
-      <w:r>
-        <w:t>out of</w:t>
-      </w:r>
-      <w:proofErr w:type="gramEnd"/>
-      <w:r>
-        <w:t xml:space="preserve"> who she might be here. Her plans are still vague, no friends have been concreted </w:t>
-      </w:r>
-      <w:proofErr w:type="gramStart"/>
-      <w:r>
-        <w:t>in</w:t>
-      </w:r>
-      <w:proofErr w:type="gramEnd"/>
-      <w:r>
-        <w:t xml:space="preserve"> and no real aims have been set, which is quite normal for a </w:t>
-      </w:r>
-      <w:proofErr w:type="gramStart"/>
-      <w:r>
-        <w:t>13 year old</w:t>
-      </w:r>
-      <w:proofErr w:type="gramEnd"/>
-      <w:r>
-        <w:t xml:space="preserve">. Nor does it appear to be foreclosure, as she is not just taking over pre-established values: she recognizes that her parents' world of dances and long working hours is not working for her, and she is trying out what she is convinced of for herself. It also depicts the downward spiral that the bullying might cause her to go into. Alone in an empty house, reluctant to trouble her exhausted mother and unable to contact her brother Carrie could go into diffusion, where there is no more exploration. The only thing that stops it is her ongoing involvement. With Andrea's help she reports the page, and she agrees </w:t>
-      </w:r>
-      <w:proofErr w:type="gramStart"/>
-      <w:r>
-        <w:t>to</w:t>
-      </w:r>
-      <w:proofErr w:type="gramEnd"/>
-      <w:r>
-        <w:t xml:space="preserve"> the counselor's plan to bring in her parents. Her status might change </w:t>
-      </w:r>
-      <w:proofErr w:type="gramStart"/>
-      <w:r>
-        <w:t>again and again</w:t>
-      </w:r>
-      <w:proofErr w:type="gramEnd"/>
-      <w:r>
-        <w:t xml:space="preserve"> since the identity development process usually does not end when childhood or adolescence is over and because one can go from moratorium to achievement and back again (Santrock, 2024, p. 296). Remaining in moratorium thus keeps the road to identity achievement clear and the identity she will achieve will be conditional on the support she will receive.</w:t>
-      </w:r>
-    </w:p>
-    <w:p>
-      <w:pPr>
-        <w:pStyle w:val="Heading1"/>
-      </w:pPr>
-      <w:r>
-        <w:t>Cognitive Theory</w:t>
-      </w:r>
-    </w:p>
-    <w:p>
-      <w:pPr>
-        <w:pStyle w:val="Heading2"/>
-      </w:pPr>
-      <w:r>
-        <w:t>Piaget's Cognitive Developmental Theory</w:t>
-      </w:r>
-    </w:p>
-    <w:p>
-      <w:pPr>
-        <w:ind w:firstLine="720"/>
-      </w:pPr>
-      <w:r>
-        <w:t>According to Piaget's theory of cognitive development children will actively construct the understanding of the world through four stages of cognitive development (Santrock 2024 p. 20). Stages are sequential and each subsequent stage reconstitutes thinking in a different manner. As per Piaget the fourth and last stage the formal operational stage starts at the age of eleven years (Santrock 2024 p 284).</w:t>
-      </w:r>
-    </w:p>
-    <w:p>
-      <w:pPr>
-        <w:ind w:firstLine="720"/>
-      </w:pPr>
-      <w:r>
-        <w:t xml:space="preserve">Formal operational thought is more abstract than the concrete thinking of childhood. Teens at this point are not tied to real events and </w:t>
-      </w:r>
-      <w:proofErr w:type="gramStart"/>
-      <w:r>
-        <w:t>are capable of thinking</w:t>
-      </w:r>
-      <w:proofErr w:type="gramEnd"/>
-      <w:r>
-        <w:t xml:space="preserve"> about "what ifs" and completely fictional scenarios (Piaget, 1972, p. 1; Santrock, 2024, p. 284). </w:t>
+      <w:r>
+        <w:t xml:space="preserve">Marcia’s statuses clarified what Marcia was about, and Piaget’s explanation explained her overthinking and self-consciousness. Nevertheless, theory application was reading between the lines of the story. I suppose what this task says to me is that theories are effective as ways of and tools for </w:t>
       </w:r>
       <w:r>
         <w:lastRenderedPageBreak/>
-        <w:t>One major accomplishment is the hypothetical-deductive method, which is the formulation of a hypothesis and the logical deduction of its consequences for the purpose of testing those consequences in a systematic fashion (Santrock, 2024, p. 285). Completeness is variable, with probably just a third of children in early adolescence and two thirds of those in middle adolescence and older having formal operational thought (Santrock, 2024, p. 283). Egocentrism is also a feature of adolescent cognition, as Elkind (1967, p. 1025) first pointed out. Two of these he outlined. The imaginary audience is the assumption that others are as concerned with the adolescent as the adolescent is with himself which results in the feeling of always being watched and the personal fable is the feeling of being special and invincible (Santrock, 2024, p. 285-286). Platforms like social media can increase such adolescent egocentrism (Santrock, 2024, p. 286).</w:t>
-      </w:r>
-    </w:p>
-    <w:p>
-      <w:pPr>
-        <w:ind w:firstLine="720"/>
-      </w:pPr>
-      <w:r>
-        <w:t xml:space="preserve">Carrie's ruminations illustrate the potential and the constraints of formal operational thinking. Her choice to consult the guidance counsellor was only once she had exhausted all the options and all the possibilities she could think of, displaying emerging hypothetical-deductive reasoning: she brainstormed, balanced those ideas and decided which was best then. Her mind is getting increasingly abstract. She tries to decode the implicit etiquette of being accepted into a complex social circle, deciphers the social weight of the "Follow" button on Instagram, and relates her own experiences to more general structures like the harmful digital communications law, NetSafe, and school policies. At the same time, her view is still affected by teenage egocentrism. She believes that people are all staring at her legs and imagines </w:t>
-      </w:r>
-      <w:proofErr w:type="gramStart"/>
-      <w:r>
-        <w:t>all of</w:t>
-      </w:r>
-      <w:proofErr w:type="gramEnd"/>
-      <w:r>
-        <w:t xml:space="preserve"> the people in the world laughing at her, the typical case of the imaginary audience. Her example illustrates that social media intensifies this egocentrism as the audience in her mind has, to some extent, become actual via the voting page, and studies associate social media with increased self-preoccupation (Santrock, 2024, p. 286). Meta-analytic studies have identified stress and suicidal ideation as forms of severe psychological distress related to experiences of cyberbullying victimisation (Kowalski et al., 2014, p. 1073). No personal fable is evident, though. Carrie realises that some of the other girls are being bullied as well, and she </w:t>
-      </w:r>
-      <w:proofErr w:type="gramStart"/>
-      <w:r>
-        <w:t>actually wants</w:t>
-      </w:r>
-      <w:proofErr w:type="gramEnd"/>
-      <w:r>
-        <w:t xml:space="preserve"> the bullying to end for the other girls as well as herself. That is </w:t>
-      </w:r>
-      <w:proofErr w:type="gramStart"/>
-      <w:r>
-        <w:t>actually rather</w:t>
-      </w:r>
-      <w:proofErr w:type="gramEnd"/>
-      <w:r>
-        <w:t xml:space="preserve"> mature thinking. Generally, her cognitive development seems to be quite good for her age though her systematic reasoning is developing along with a still quite adolescent feeling of self-consciousness.</w:t>
-      </w:r>
-    </w:p>
-    <w:p>
-      <w:pPr>
-        <w:pStyle w:val="Heading1"/>
-      </w:pPr>
-      <w:r>
-        <w:t>Evaluation</w:t>
-      </w:r>
-    </w:p>
-    <w:p>
-      <w:pPr>
-        <w:ind w:firstLine="720"/>
-      </w:pPr>
-      <w:r>
-        <w:lastRenderedPageBreak/>
-        <w:t xml:space="preserve">Carrie's thought reveals the potential and the confines of formal operational thought. She resorted to the guidance counsellor only after she had considered in her mind all the options she could think </w:t>
-      </w:r>
-      <w:proofErr w:type="gramStart"/>
-      <w:r>
-        <w:t>of</w:t>
-      </w:r>
-      <w:proofErr w:type="gramEnd"/>
-      <w:r>
-        <w:t xml:space="preserve"> out of which she was then able to </w:t>
-      </w:r>
-      <w:proofErr w:type="gramStart"/>
-      <w:r>
-        <w:t>make a decision</w:t>
-      </w:r>
-      <w:proofErr w:type="gramEnd"/>
-      <w:r>
-        <w:t xml:space="preserve"> as to which option was best. This demonstrates the nascent stage of hypothetical-deductive reasoning: the young person has generated options, and has deliberately considered each one, and judged the best. Her thoughts are growing </w:t>
-      </w:r>
-      <w:proofErr w:type="gramStart"/>
-      <w:r>
-        <w:t>more and more</w:t>
-      </w:r>
-      <w:proofErr w:type="gramEnd"/>
-      <w:r>
-        <w:t xml:space="preserve"> general. She attempts to decode the implicit social rules of fitting into a sophisticated peer group, explores the hidden social significance of Instagram follow requests and relates her personal experience to larger systems such as the damaging digital communications legislation, NetSafe and school policy. </w:t>
-      </w:r>
-      <w:proofErr w:type="gramStart"/>
-      <w:r>
-        <w:t>Concurrent</w:t>
-      </w:r>
-      <w:proofErr w:type="gramEnd"/>
-      <w:r>
-        <w:t xml:space="preserve"> with it, adolescent egocentrism remains influential in her life. She thinks that all the people are looking at her legs and sees all the people laughing at her, which is the classic imaginary audience. Her situation illustrates the intensification of this egocentrism by social media as the audience one has in mind is now, in part, an actual audience through the voting page, and studies connect social media consumption with increased self-absorption (Santrock, 2024, p. 286). Meta-analyses have found that being a victim of cyberbullying is associated with adverse mental health outcomes such as stress and suicidal ideation (Kowalski et al., 2014, p. 1073). Personal fable, if present, is not very evident. Carrie realises that the other girls are also suffering, and she wants the bullying to end partly for her sake and partly for theirs, and this is a bit of thinking outside herself. Her mental maturity seems good for her age and her systematic reasoning as well as her very adolescent self-consciousness seem to develop at the same rate.</w:t>
+        <w:t>organizing</w:t>
+      </w:r>
+      <w:r>
+        <w:t xml:space="preserve"> the evidence of a case, providing they are read in the context of a young person and not in isolation.</w:t>
       </w:r>
     </w:p>
     <w:p>
@@ -477,7 +366,15 @@
         <w:ind w:left="720" w:hanging="720"/>
       </w:pPr>
       <w:r>
-        <w:t xml:space="preserve">Kowalski, R. M., Giumetti, G. W., Schroeder, A. N., &amp; Lattanner, M. R. (2014). Bullying in the digital age: A critical review and meta-analysis of cyberbullying research among youth. </w:t>
+        <w:t xml:space="preserve">Kowalski, R. M., Giumetti, G. W., Schroeder, A. N., &amp; </w:t>
+      </w:r>
+      <w:proofErr w:type="spellStart"/>
+      <w:r>
+        <w:t>Lattanner</w:t>
+      </w:r>
+      <w:proofErr w:type="spellEnd"/>
+      <w:r>
+        <w:t xml:space="preserve">, M. R. (2014). Bullying in the digital age: A critical review and meta-analysis of cyberbullying research among youth. </w:t>
       </w:r>
       <w:r>
         <w:rPr>
@@ -503,7 +400,6 @@
         <w:ind w:left="720" w:hanging="720"/>
       </w:pPr>
       <w:r>
-        <w:lastRenderedPageBreak/>
         <w:t xml:space="preserve">Marcia, J. E. (1966). Development and validation of ego-identity status. </w:t>
       </w:r>
       <w:r>
@@ -1411,6 +1307,14 @@
       <w:shd w:val="clear" w:color="auto" w:fill="E1DFDD"/>
     </w:rPr>
   </w:style>
+  <w:style w:type="paragraph" w:styleId="NormalWeb">
+    <w:name w:val="Normal (Web)"/>
+    <w:basedOn w:val="Normal"/>
+    <w:uiPriority w:val="99"/>
+    <w:semiHidden/>
+    <w:unhideWhenUsed/>
+    <w:rsid w:val="00992A2C"/>
+  </w:style>
 </w:styles>
 </file>
 

--- a/A3_Report.docx
+++ b/A3_Report.docx
@@ -98,19 +98,7 @@
         <w:ind w:firstLine="720"/>
       </w:pPr>
       <w:r>
-        <w:t xml:space="preserve">Having reached the age of 13 Carrie is experiencing Erikson's fifth stage of identity versus role confusion as the adolescent begins to learn who they </w:t>
-      </w:r>
-      <w:r>
-        <w:t>are,</w:t>
-      </w:r>
-      <w:r>
-        <w:t xml:space="preserve"> what they are about and where they are going in life (Santrock 2024 p. 295). This is facilitated by a psychosocial moratorium, a concept introduced by Erikson referring to the period between childhood safety and adult independence where society </w:t>
-      </w:r>
-      <w:r>
-        <w:t>grants</w:t>
-      </w:r>
-      <w:r>
-        <w:t xml:space="preserve"> a good deal of freedom to explore various identities (Erikson, 1968; Santrock, 2024, p. 295).</w:t>
+        <w:t>Having reached the age of 13, Carrie is experiencing Erikson's fifth stage of identity versus identity confusion as the adolescent begins to learn who they are, what they are about and where they are going in life (Santrock, 2024, p. 295). This is facilitated by a psychosocial moratorium, a concept introduced by Erikson referring to the period between childhood safety and adult independence where society grants a good deal of freedom to explore various identities (Erikson, 1968; Santrock, 2024, p. 295).</w:t>
       </w:r>
       <w:r>
         <w:t xml:space="preserve"> </w:t>
@@ -128,7 +116,31 @@
         <w:ind w:firstLine="720"/>
       </w:pPr>
       <w:r>
-        <w:t>Carrie's narrative is dominated by the identity crisis. On the positive side, she keeps trying out identities: she rebuilds a familiar one by joining the swim team, maintains her Brussels friendships through the internet, and tries to crack the social code of her new all-girls school. Confusion is just as strong. Her changing body has made her more self-conscious, the Whose Legs page put it on display for votes, and she lies awake imagining the whole world snickering at her. Her circle of close relationships has shrunk: her older brother is distant, her mother is mostly absent, and her father's association with Jane's family at work discourages her from speaking out (Newman &amp; Newman, 2016, p. 234). Even so, Carrie is likely to come through this stage positively. She thought through what she could do and went to the guidance counsellor by herself, saw that the other girls were also being picked on, and felt she could do something to help them. Such deeds point to budding fidelity rather than confusion, now that adults are starting to be there for her.</w:t>
+        <w:t xml:space="preserve">Carrie's narrative is dominated by the identity crisis. On the positive side, she keeps trying out identities: she rebuilds a familiar one by joining the </w:t>
+      </w:r>
+      <w:proofErr w:type="gramStart"/>
+      <w:r>
+        <w:t>swim</w:t>
+      </w:r>
+      <w:proofErr w:type="gramEnd"/>
+      <w:r>
+        <w:t xml:space="preserve"> team, maintains her Brussels friendships through the internet, and tries to crack the social code of her new all-girls school. Confusion is just as strong. Her changing body has made her more self-conscious, the Whose Legs page put it on display for votes, and she lies awake imagining the whole world snickering at her. Her circle of close relationships has </w:t>
+      </w:r>
+      <w:proofErr w:type="gramStart"/>
+      <w:r>
+        <w:t>shrunk:</w:t>
+      </w:r>
+      <w:proofErr w:type="gramEnd"/>
+      <w:r>
+        <w:t xml:space="preserve"> her older brother is distant, her mother is mostly absent, and her father's association with Jane's family at work discourages her from speaking out (Newman &amp; Newman, 2016, p. 234). Even so, Carrie is likely to come through this stage positively. She thought </w:t>
+      </w:r>
+      <w:proofErr w:type="gramStart"/>
+      <w:r>
+        <w:t>through</w:t>
+      </w:r>
+      <w:proofErr w:type="gramEnd"/>
+      <w:r>
+        <w:t xml:space="preserve"> what she could do and went to the guidance counsellor by herself, saw that the other girls were also being picked on, and felt she could do something to help them. Such deeds point to budding fidelity rather than confusion, now that adults are starting to be there for her.</w:t>
       </w:r>
     </w:p>
     <w:p>
@@ -144,7 +156,15 @@
         <w:ind w:firstLine="720"/>
       </w:pPr>
       <w:r>
-        <w:t xml:space="preserve">Marcia's model builds on Erikson's account of the identity crisis by explaining how adolescents actually go through it. Marcia identified four identity statuses, or ways of resolving the identity crisis, and classified people along two dimensions, crisis and commitment (Marcia, 1966, pp. 551–552; Santrock, 2024, p. 295). Crisis is a period of identity development in which the individual is weighing up alternatives, though most researchers now </w:t>
+        <w:t xml:space="preserve">Marcia's model builds on Erikson's account of the identity crisis by explaining how adolescents </w:t>
+      </w:r>
+      <w:proofErr w:type="gramStart"/>
+      <w:r>
+        <w:t>actually go</w:t>
+      </w:r>
+      <w:proofErr w:type="gramEnd"/>
+      <w:r>
+        <w:t xml:space="preserve"> through it. Marcia identified four identity statuses, or ways of resolving the identity crisis, and classified people along two dimensions, crisis and commitment (Marcia, 1966, pp. 551–552; Santrock, 2024, p. 295). Crisis is a period of identity development in which the individual is weighing up alternatives, though most researchers now </w:t>
       </w:r>
       <w:proofErr w:type="spellStart"/>
       <w:r>
@@ -160,7 +180,15 @@
         <w:ind w:firstLine="720"/>
       </w:pPr>
       <w:r>
-        <w:t>Identity diffusion is the status of adolescents who have not explored options or made any commitment, and who usually show little interest in such matters. Identity foreclosure is commitment without exploring options, most often reflecting values handed down by parents before the adolescent has weighed up alternatives. Identity moratorium refers to individuals in the midst of a crisis whose commitments are absent or unclear. Identity achievement refers to those who have gone through a crisis and have come to a commitment (Santrock, 2024, p. 296). Such statuses are not permanent. Many young adolescents are identity diffused, and individuals can shift between moratorium and achievement over the course of their lives (Santrock, 2024, p. 296).</w:t>
+        <w:t xml:space="preserve">Identity diffusion is the status of adolescents who have not explored options or made any commitment, and who usually show little interest in such matters. Identity foreclosure is commitment without exploring options, most often reflecting values handed down by parents before the adolescent has weighed up alternatives. Identity moratorium refers to individuals </w:t>
+      </w:r>
+      <w:proofErr w:type="gramStart"/>
+      <w:r>
+        <w:t>in the midst of</w:t>
+      </w:r>
+      <w:proofErr w:type="gramEnd"/>
+      <w:r>
+        <w:t xml:space="preserve"> a crisis whose commitments are absent or unclear. Identity achievement refers to those who have gone through a crisis and have come to a commitment (Santrock, 2024, p. 296). Such statuses are not permanent. Many young adolescents are identity diffused, and individuals can shift between moratorium and achievement over the course of their lives (Santrock, 2024, p. 296).</w:t>
       </w:r>
     </w:p>
     <w:p>
@@ -172,7 +200,31 @@
       </w:r>
       <w:r>
         <w:lastRenderedPageBreak/>
-        <w:t xml:space="preserve">questions her friendships after Jane's online remarks about real friends and friends one is forced to keep, sustains her foreign friendships while trying out new ones at Girls' High, and studies the social codes of the new school rather than giving in to isolation. Joining the swim team is another step in working out who she might be here. Her plans are still vague, with no friendships settled and no real aims set, which is quite normal for a 13 year old. Nor does it appear to be foreclosure, as she is not just taking over pre-established values: she </w:t>
+        <w:t xml:space="preserve">questions her friendships after Jane's online remarks about real friends and friends one is forced to keep, sustains her foreign friendships while trying out new ones at Girls' High, and studies the social </w:t>
+      </w:r>
+      <w:proofErr w:type="gramStart"/>
+      <w:r>
+        <w:t>codes</w:t>
+      </w:r>
+      <w:proofErr w:type="gramEnd"/>
+      <w:r>
+        <w:t xml:space="preserve"> of the new school rather than giving in to isolation. Joining the </w:t>
+      </w:r>
+      <w:proofErr w:type="gramStart"/>
+      <w:r>
+        <w:t>swim</w:t>
+      </w:r>
+      <w:proofErr w:type="gramEnd"/>
+      <w:r>
+        <w:t xml:space="preserve"> team is another step in working out who she might be here. Her plans are still vague, with no friendships settled and no real aims set, which is quite normal for a </w:t>
+      </w:r>
+      <w:proofErr w:type="gramStart"/>
+      <w:r>
+        <w:t>13 year old</w:t>
+      </w:r>
+      <w:proofErr w:type="gramEnd"/>
+      <w:r>
+        <w:t xml:space="preserve">. Nor does it appear to be foreclosure, as she is not just taking over pre-established values: she </w:t>
       </w:r>
       <w:proofErr w:type="spellStart"/>
       <w:r>
@@ -204,15 +256,15 @@
         <w:ind w:firstLine="720"/>
       </w:pPr>
       <w:r>
-        <w:t xml:space="preserve">In Piaget's theory of cognitive development, children actively construct their understanding of the world as they move through four stages (Santrock, 2024, p. 20). The stages are sequential, and each subsequent stage </w:t>
-      </w:r>
-      <w:proofErr w:type="spellStart"/>
-      <w:r>
-        <w:t>reorganises</w:t>
-      </w:r>
-      <w:proofErr w:type="spellEnd"/>
-      <w:r>
-        <w:t xml:space="preserve"> thinking in a new way. The fourth and last stage, the formal operational stage, begins at about eleven years of age (Santrock, 2024, p. 284).</w:t>
+        <w:t xml:space="preserve">According to Piaget's cognitive development theory, children are constructors of </w:t>
+      </w:r>
+      <w:proofErr w:type="gramStart"/>
+      <w:r>
+        <w:t>knowledge</w:t>
+      </w:r>
+      <w:proofErr w:type="gramEnd"/>
+      <w:r>
+        <w:t xml:space="preserve"> and they attain a conception of the world through a series (four) of stages (Santrock, 2024, p. 20). Stages follow one another and each new stage remakes the thinking in a new way. The fourth and final stage, the formal operational stage, starts at around eleven years of age (Santrock, 2024, p. 284).</w:t>
       </w:r>
     </w:p>
     <w:p>
@@ -220,11 +272,14 @@
         <w:ind w:firstLine="720"/>
       </w:pPr>
       <w:r>
-        <w:t xml:space="preserve">Formal operational thought is more abstract than the concrete thinking of childhood. Teens at this point are not tied to real events and are capable of thinking about what-ifs and completely fictional scenarios (Piaget, 1972, p. 1; Santrock, 2024, p. 284). One major accomplishment is hypothetical-deductive reasoning, which involves forming a hypothesis and deducing its consequences so that they can be tested systematically (Santrock, 2024, p. 285). Attainment varies, though: only about one in three young adolescents is a formal operational thinker, and many adults never become one (Santrock, 2024, p. 285). Egocentrism is also a feature of adolescent cognition, as Elkind (1967, p. 1025) first pointed out. He outlined two components. The imaginary audience is the </w:t>
+        <w:t xml:space="preserve">Formal operational reasoning is more conceptual than concrete childhood thinking. Adolescents, meanwhile, are no longer bound by real-world facts and can entertain "what if" and totally imaginary situations. (Piaget, 1972, p. 1; Santrock, 2024, p. 284). A significant achievement is the hypothetical-deductive reasoning, which is to propose a hypothesis and when it is derived the consequences of proposed hypothesis so that they can be scrutinized in an organized fashion. (Santrock, 2024, p. 285). Much of the research, though, shows a great deal of individual variation: only about one-third of young adolescents are formal operational thinkers, and quite a few adults aren’t (Santrock, 2024, p. 285). Egocentrism is also characteristic of the thinking of the adolescent as Elkind </w:t>
       </w:r>
       <w:r>
         <w:lastRenderedPageBreak/>
-        <w:t>assumption that others are as concerned with adolescents as adolescents are with themselves, which produces the feeling of always being watched. The personal fable is the sense of being special and invincible (Santrock, 2024, pp. 285–286). Social media can amplify such adolescent egocentrism (Santrock, 2024, p. 286).</w:t>
+        <w:t>(1967, p. 1025) was the first to note. He specified two sections.</w:t>
+      </w:r>
+      <w:r>
+        <w:t xml:space="preserve"> The imaginary audience is the assumption that others are as concerned with adolescents as adolescents are with themselves, which produces the feeling of always being watched. The personal fable is the sense of being special and invincible (Santrock, 2024, pp. 285–286). Social media can amplify such adolescent egocentrism (Santrock, 2024, p. 286).</w:t>
       </w:r>
     </w:p>
     <w:p>
@@ -281,14 +336,25 @@
         <w:t xml:space="preserve"> </w:t>
       </w:r>
       <w:r>
-        <w:t xml:space="preserve">Marcia’s statuses clarified what Marcia was about, and Piaget’s explanation explained her overthinking and self-consciousness. Nevertheless, theory application was reading between the lines of the story. I suppose what this task says to me is that theories are effective as ways of and tools for </w:t>
+        <w:t xml:space="preserve">Marcia's </w:t>
+      </w:r>
+      <w:proofErr w:type="gramStart"/>
+      <w:r>
+        <w:t>statuses</w:t>
+      </w:r>
+      <w:proofErr w:type="gramEnd"/>
+      <w:r>
+        <w:t xml:space="preserve"> clarified where Carrie stands, and Piaget's theory explained her overthinking and self-consciousness. Nevertheless, theory application was reading between the lines of the story. </w:t>
       </w:r>
       <w:r>
         <w:lastRenderedPageBreak/>
-        <w:t>organizing</w:t>
-      </w:r>
-      <w:r>
-        <w:t xml:space="preserve"> the evidence of a case, providing they are read in the context of a young person and not in isolation.</w:t>
+        <w:t xml:space="preserve">I suppose what this task says to me is that theories are effective tools for </w:t>
+      </w:r>
+      <w:r>
+        <w:t>organising</w:t>
+      </w:r>
+      <w:r>
+        <w:t xml:space="preserve"> the evidence of a case, provided they are read in the context of a young person and not in isolation.</w:t>
       </w:r>
     </w:p>
     <w:p>

--- a/A3_Report.docx
+++ b/A3_Report.docx
@@ -14,42 +14,7 @@
           <w:sz w:val="28"/>
           <w:szCs w:val="28"/>
         </w:rPr>
-        <w:t>Assignment Three: Socioemotional and Cognitive Analysis Report</w:t>
-      </w:r>
-    </w:p>
-    <w:p>
-      <w:pPr>
-        <w:spacing w:after="60"/>
-        <w:jc w:val="center"/>
-      </w:pPr>
-      <w:r>
-        <w:t xml:space="preserve">Name: Mishal </w:t>
-      </w:r>
-      <w:proofErr w:type="spellStart"/>
-      <w:r>
-        <w:t>Joytishna</w:t>
-      </w:r>
-      <w:proofErr w:type="spellEnd"/>
-      <w:r>
-        <w:t xml:space="preserve"> Charan</w:t>
-      </w:r>
-    </w:p>
-    <w:p>
-      <w:pPr>
-        <w:spacing w:after="60"/>
-        <w:jc w:val="center"/>
-      </w:pPr>
-      <w:r>
-        <w:t>Student ID: 26013944</w:t>
-      </w:r>
-    </w:p>
-    <w:p>
-      <w:pPr>
-        <w:spacing w:after="60"/>
-        <w:jc w:val="center"/>
-      </w:pPr>
-      <w:r>
-        <w:t>Course: 275.102 Human Development</w:t>
+        <w:t>Socioemotional and Cognitive Analysis Report</w:t>
       </w:r>
     </w:p>
     <w:p>
@@ -84,13 +49,103 @@
       <w:r>
         <w:t xml:space="preserve">Erikson's psychosocial theory holds that development unfolds in eight stages, with each stage bringing a psychosocial crisis, a turning point marked by both vulnerability and potential (Erikson, 1963; Santrock, 2024, p. 19). Newman and Newman (2016) </w:t>
       </w:r>
+      <w:r>
+        <w:t>organize</w:t>
+      </w:r>
+      <w:r>
+        <w:t xml:space="preserve"> the theory around five basic concepts: stages of development, psychosocial crises, a radius of significant relationships, prime adaptive ego qualities, and core pathologies (p. 230). Through the epigenetic principle, the stages unfold in a set order, each building on the previous one in a more mature form (Newman &amp; Newman, 2016, pp. 230–231). A psychosocial crisis is a tension between the skills a person shows at the start of a stage and what society expects or demands of them during it (Newman &amp; Newman, 2016, p. 232). Crises are resolved along a continuum, and most people work through them positively, coming out with ego strengths that serve as a resource for the next stage (Newman &amp; Newman, 2016, p. 233).</w:t>
+      </w:r>
+    </w:p>
+    <w:p>
+      <w:pPr>
+        <w:ind w:firstLine="720"/>
+      </w:pPr>
+      <w:r>
+        <w:t>Having reached the age of 13, Carrie is experiencing Erikson's fifth stage of identity versus identity confusion as the adolescent begins to learn who they are, what they are about and where they are going in life (Santrock, 2024, p. 295). This is facilitated by a psychosocial moratorium, a concept introduced by Erikson referring to the period between childhood safety and adult independence where society grants a good deal of freedom to explore various identities (Erikson, 1968; Santrock, 2024, p. 295).</w:t>
+      </w:r>
+      <w:r>
+        <w:t xml:space="preserve"> </w:t>
+      </w:r>
+      <w:r>
+        <w:t>A good resolution results in the ego strength of fidelity to others, whereas a poor resolution risks the core pathology of dissociation, the inability to relate to others (Newman &amp; Newman, 2016, pp. 234–235). Prior to this stage, Carrie had to overcome industry versus inferiority, and success there would have left her with a lasting sense of industry (Newman &amp; Newman, 2016, p. 234; Santrock, 2024, p. 20). The story suggests she resolved it well: she was a good swimmer at her old school, loved her year at an international school in Brussels, and is gradually gaining her independence at home.</w:t>
+      </w:r>
+    </w:p>
+    <w:p>
+      <w:pPr>
+        <w:ind w:firstLine="720"/>
+      </w:pPr>
+      <w:r>
+        <w:t xml:space="preserve">Carrie's narrative is dominated by the identity crisis. On the positive side, she keeps trying out identities: she rebuilds a familiar one by joining the swim team, maintains her </w:t>
+      </w:r>
+      <w:r>
+        <w:lastRenderedPageBreak/>
+        <w:t>Brussels friendships through the internet, and tries to crack the social code of her new all-girls school. Confusion is just as strong. Her changing body has made her more self-conscious, the Whose Legs page put it on display for votes, and she lies awake imagining the whole world snickering at her. Her circle of close relationships has shrunk: her older brother is distant, her mother is mostly absent, and her father's association with Jane's family at work discourages her from speaking out (Newman &amp; Newman, 2016, p. 234). Even so, Carrie is likely to come through this stage positively. She thought through what she could do and went to the guidance counsellor by herself, saw that the other girls were also being picked on, and felt she could do something to help them. Such deeds point to budding fidelity rather than confusion, now that adults are starting to be there for her.</w:t>
+      </w:r>
+    </w:p>
+    <w:p>
+      <w:pPr>
+        <w:pStyle w:val="Heading2"/>
+      </w:pPr>
+      <w:r>
+        <w:t>Marcia's Theory of Identity Statuses</w:t>
+      </w:r>
+    </w:p>
+    <w:p>
+      <w:pPr>
+        <w:ind w:firstLine="720"/>
+      </w:pPr>
+      <w:r>
+        <w:t xml:space="preserve">Marcia's model builds on Erikson's account of the identity crisis by explaining how adolescents actually go through it. Marcia identified four identity statuses, or ways of resolving the identity crisis, and classified people along two dimensions, crisis and commitment (Marcia, 1966, pp. 551–552; Santrock, 2024, p. 295). Crisis is a period of identity development in which the individual is weighing up alternatives, though most researchers now </w:t>
+      </w:r>
+      <w:r>
+        <w:t>favor</w:t>
+      </w:r>
+      <w:r>
+        <w:t xml:space="preserve"> the term exploration (Santrock, 2024, p. 296). Personal dedication to an identity is what Santrock (2024, p. 296) defines as commitment.</w:t>
+      </w:r>
+    </w:p>
+    <w:p>
+      <w:pPr>
+        <w:ind w:firstLine="720"/>
+      </w:pPr>
+      <w:r>
+        <w:t>Identity diffusion is the status of adolescents who have not explored options or made any commitment, and who usually show little interest in such matters. Identity foreclosure is commitment without exploring options, most often reflecting values handed down by parents before the adolescent has weighed up alternatives. Identity moratorium refers to individuals in the midst of a crisis whose commitments are absent or unclear. Identity achievement refers to those who have gone through a crisis and have come to a commitment (Santrock, 2024, p. 296). Such statuses are not permanent. Many young adolescents are identity diffused, and individuals can shift between moratorium and achievement over the course of their lives (Santrock, 2024, p. 296).</w:t>
+      </w:r>
+    </w:p>
+    <w:p>
+      <w:pPr>
+        <w:ind w:firstLine="720"/>
+      </w:pPr>
+      <w:r>
+        <w:t xml:space="preserve">Carrie shows the pattern of identity moratorium, and her socioemotional development is moving in a positive direction. She is actively and sincerely exploring. She questions her friendships after Jane's online remarks about real friends and friends one is forced to keep, sustains her foreign friendships while trying out new ones at Girls' High, and studies the social codes of the new school rather than giving in to isolation. Joining the swim team is another step in working out who she might be here. Her plans are still vague, </w:t>
+      </w:r>
+      <w:r>
+        <w:lastRenderedPageBreak/>
+        <w:t xml:space="preserve">with no friendships settled and no real aims set, which is quite normal for a 13 year old. Nor does it appear to be foreclosure, as she is not just taking over pre-established values: she </w:t>
+      </w:r>
       <w:proofErr w:type="spellStart"/>
       <w:r>
-        <w:t>organise</w:t>
+        <w:t>recognises</w:t>
       </w:r>
       <w:proofErr w:type="spellEnd"/>
       <w:r>
-        <w:t xml:space="preserve"> the theory around five basic concepts: stages of development, psychosocial crises, a radius of significant relationships, prime adaptive ego qualities, and core pathologies (p. 230). Through the epigenetic principle, the stages unfold in a set order, each building on the previous one in a more mature form (Newman &amp; Newman, 2016, pp. 230–231). A psychosocial crisis is a tension between the skills a person shows at the start of a stage and what society expects or demands of them during it (Newman &amp; Newman, 2016, p. 232). Crises are resolved along a continuum, and most people work through them positively, coming out with ego strengths that serve as a resource for the next stage (Newman &amp; Newman, 2016, p. 233).</w:t>
+        <w:t xml:space="preserve"> that her parents' long working hours leave little room for her, and she is working out what she believes for herself. The bullying could still pull her the other way, though. Alone in an empty house, reluctant to trouble her exhausted mother and unable to reach her brother, Carrie could slip into diffusion, where exploration stops altogether. What holds this off is her ongoing involvement: Andrea alerted her to the page, she took it to the guidance counsellor, and she agreed to the plan to bring her parents in. Her status might change again, since identity development does not end with adolescence and people can move from moratorium to achievement and back again (Santrock, 2024, p. 296). Remaining in moratorium thus keeps that road open, and the identity she achieves will depend on the support she receives.</w:t>
+      </w:r>
+    </w:p>
+    <w:p>
+      <w:pPr>
+        <w:pStyle w:val="Heading1"/>
+      </w:pPr>
+      <w:r>
+        <w:t>Cognitive Theory</w:t>
+      </w:r>
+    </w:p>
+    <w:p>
+      <w:pPr>
+        <w:pStyle w:val="Heading2"/>
+      </w:pPr>
+      <w:r>
+        <w:t>Piaget's Cognitive Developmental Theory</w:t>
       </w:r>
     </w:p>
     <w:p>
@@ -98,188 +153,22 @@
         <w:ind w:firstLine="720"/>
       </w:pPr>
       <w:r>
-        <w:t>Having reached the age of 13, Carrie is experiencing Erikson's fifth stage of identity versus identity confusion as the adolescent begins to learn who they are, what they are about and where they are going in life (Santrock, 2024, p. 295). This is facilitated by a psychosocial moratorium, a concept introduced by Erikson referring to the period between childhood safety and adult independence where society grants a good deal of freedom to explore various identities (Erikson, 1968; Santrock, 2024, p. 295).</w:t>
-      </w:r>
-      <w:r>
-        <w:t xml:space="preserve"> </w:t>
-      </w:r>
-      <w:r>
-        <w:t xml:space="preserve">A good resolution results in the ego strength of fidelity to others, whereas a poor resolution risks the core pathology of dissociation, the inability to relate to others (Newman &amp; Newman, 2016, pp. 234–235). Prior to this stage, Carrie had to overcome industry versus inferiority, and success there would have left her with a lasting sense of industry (Newman &amp; Newman, 2016, p. 234; Santrock, 2024, p. 20). The story suggests she resolved it well: she was a </w:t>
+        <w:t>According to Piaget's cognitive development theory, children are constructors of knowledge, and they attain a conception of the world through a series of four stages (Santrock, 2024, p. 20). Stages follow one another and each new stage remakes thinking in a new way. The fourth and final stage, the formal operational stage, starts at around eleven years of age (Santrock, 2024, p. 284).</w:t>
+      </w:r>
+    </w:p>
+    <w:p>
+      <w:pPr>
+        <w:ind w:firstLine="720"/>
+      </w:pPr>
+      <w:r>
+        <w:t>Formal operational reasoning is more conceptual than concrete childhood thinking. Adolescents, meanwhile, are no longer bound by real-world facts and can entertain what-ifs and totally imaginary situations (Piaget, 1972, p. 1; Santrock, 2024, p. 284). A significant achievement is hypothetical-deductive reasoning, which is to propose a hypothesis and derive the consequences of the proposed hypothesis so that they can be scrutinised in an organised fashion (Santrock, 2024, p. 285). Much of the research, though, shows a great deal of individual variation: only about one-third of young adolescents are formal operational thinkers, and quite a few adults are not (Santrock, 2024, p. 285). Egocentrism is also characteristic of the thinking of the adolescent as Elkind (1967, p. 1025) was the first to note. He specified two components.</w:t>
+      </w:r>
+      <w:r>
+        <w:t xml:space="preserve"> The imaginary audience is the assumption that others are as concerned with adolescents as adolescents are with themselves, which produces the feeling of always being watched. The personal fable is the </w:t>
       </w:r>
       <w:r>
         <w:lastRenderedPageBreak/>
-        <w:t>good swimmer at her old school, loved her year at an international school in Brussels, and is gradually gaining her independence at home.</w:t>
-      </w:r>
-    </w:p>
-    <w:p>
-      <w:pPr>
-        <w:ind w:firstLine="720"/>
-      </w:pPr>
-      <w:r>
-        <w:t xml:space="preserve">Carrie's narrative is dominated by the identity crisis. On the positive side, she keeps trying out identities: she rebuilds a familiar one by joining the </w:t>
-      </w:r>
-      <w:proofErr w:type="gramStart"/>
-      <w:r>
-        <w:t>swim</w:t>
-      </w:r>
-      <w:proofErr w:type="gramEnd"/>
-      <w:r>
-        <w:t xml:space="preserve"> team, maintains her Brussels friendships through the internet, and tries to crack the social code of her new all-girls school. Confusion is just as strong. Her changing body has made her more self-conscious, the Whose Legs page put it on display for votes, and she lies awake imagining the whole world snickering at her. Her circle of close relationships has </w:t>
-      </w:r>
-      <w:proofErr w:type="gramStart"/>
-      <w:r>
-        <w:t>shrunk:</w:t>
-      </w:r>
-      <w:proofErr w:type="gramEnd"/>
-      <w:r>
-        <w:t xml:space="preserve"> her older brother is distant, her mother is mostly absent, and her father's association with Jane's family at work discourages her from speaking out (Newman &amp; Newman, 2016, p. 234). Even so, Carrie is likely to come through this stage positively. She thought </w:t>
-      </w:r>
-      <w:proofErr w:type="gramStart"/>
-      <w:r>
-        <w:t>through</w:t>
-      </w:r>
-      <w:proofErr w:type="gramEnd"/>
-      <w:r>
-        <w:t xml:space="preserve"> what she could do and went to the guidance counsellor by herself, saw that the other girls were also being picked on, and felt she could do something to help them. Such deeds point to budding fidelity rather than confusion, now that adults are starting to be there for her.</w:t>
-      </w:r>
-    </w:p>
-    <w:p>
-      <w:pPr>
-        <w:pStyle w:val="Heading2"/>
-      </w:pPr>
-      <w:r>
-        <w:t>Marcia's Theory of Identity Statuses</w:t>
-      </w:r>
-    </w:p>
-    <w:p>
-      <w:pPr>
-        <w:ind w:firstLine="720"/>
-      </w:pPr>
-      <w:r>
-        <w:t xml:space="preserve">Marcia's model builds on Erikson's account of the identity crisis by explaining how adolescents </w:t>
-      </w:r>
-      <w:proofErr w:type="gramStart"/>
-      <w:r>
-        <w:t>actually go</w:t>
-      </w:r>
-      <w:proofErr w:type="gramEnd"/>
-      <w:r>
-        <w:t xml:space="preserve"> through it. Marcia identified four identity statuses, or ways of resolving the identity crisis, and classified people along two dimensions, crisis and commitment (Marcia, 1966, pp. 551–552; Santrock, 2024, p. 295). Crisis is a period of identity development in which the individual is weighing up alternatives, though most researchers now </w:t>
-      </w:r>
-      <w:proofErr w:type="spellStart"/>
-      <w:r>
-        <w:t>favour</w:t>
-      </w:r>
-      <w:proofErr w:type="spellEnd"/>
-      <w:r>
-        <w:t xml:space="preserve"> the term exploration (Santrock, 2024, p. 296). Personal dedication to an identity is what Santrock (2024, p. 296) defines as commitment.</w:t>
-      </w:r>
-    </w:p>
-    <w:p>
-      <w:pPr>
-        <w:ind w:firstLine="720"/>
-      </w:pPr>
-      <w:r>
-        <w:t xml:space="preserve">Identity diffusion is the status of adolescents who have not explored options or made any commitment, and who usually show little interest in such matters. Identity foreclosure is commitment without exploring options, most often reflecting values handed down by parents before the adolescent has weighed up alternatives. Identity moratorium refers to individuals </w:t>
-      </w:r>
-      <w:proofErr w:type="gramStart"/>
-      <w:r>
-        <w:t>in the midst of</w:t>
-      </w:r>
-      <w:proofErr w:type="gramEnd"/>
-      <w:r>
-        <w:t xml:space="preserve"> a crisis whose commitments are absent or unclear. Identity achievement refers to those who have gone through a crisis and have come to a commitment (Santrock, 2024, p. 296). Such statuses are not permanent. Many young adolescents are identity diffused, and individuals can shift between moratorium and achievement over the course of their lives (Santrock, 2024, p. 296).</w:t>
-      </w:r>
-    </w:p>
-    <w:p>
-      <w:pPr>
-        <w:ind w:firstLine="720"/>
-      </w:pPr>
-      <w:r>
-        <w:t xml:space="preserve">Carrie shows the pattern of identity moratorium, and her socioemotional development is moving in a positive direction. She is actively and sincerely exploring. She </w:t>
-      </w:r>
-      <w:r>
-        <w:lastRenderedPageBreak/>
-        <w:t xml:space="preserve">questions her friendships after Jane's online remarks about real friends and friends one is forced to keep, sustains her foreign friendships while trying out new ones at Girls' High, and studies the social </w:t>
-      </w:r>
-      <w:proofErr w:type="gramStart"/>
-      <w:r>
-        <w:t>codes</w:t>
-      </w:r>
-      <w:proofErr w:type="gramEnd"/>
-      <w:r>
-        <w:t xml:space="preserve"> of the new school rather than giving in to isolation. Joining the </w:t>
-      </w:r>
-      <w:proofErr w:type="gramStart"/>
-      <w:r>
-        <w:t>swim</w:t>
-      </w:r>
-      <w:proofErr w:type="gramEnd"/>
-      <w:r>
-        <w:t xml:space="preserve"> team is another step in working out who she might be here. Her plans are still vague, with no friendships settled and no real aims set, which is quite normal for a </w:t>
-      </w:r>
-      <w:proofErr w:type="gramStart"/>
-      <w:r>
-        <w:t>13 year old</w:t>
-      </w:r>
-      <w:proofErr w:type="gramEnd"/>
-      <w:r>
-        <w:t xml:space="preserve">. Nor does it appear to be foreclosure, as she is not just taking over pre-established values: she </w:t>
-      </w:r>
-      <w:proofErr w:type="spellStart"/>
-      <w:r>
-        <w:t>recognises</w:t>
-      </w:r>
-      <w:proofErr w:type="spellEnd"/>
-      <w:r>
-        <w:t xml:space="preserve"> that her parents' long working hours leave little room for her, and she is working out what she believes for herself. The bullying could still pull her the other way, though. Alone in an empty house, reluctant to trouble her exhausted mother and unable to reach her brother, Carrie could slip into diffusion, where exploration stops altogether. What holds this off is her ongoing involvement: Andrea alerted her to the page, she took it to the guidance counsellor, and she agreed to the plan to bring her parents in. Her status might change again, since identity development does not end with adolescence and people can move from moratorium to achievement and back again (Santrock, 2024, p. 296). Remaining in moratorium thus keeps that road open, and the identity she achieves will depend on the support she receives.</w:t>
-      </w:r>
-    </w:p>
-    <w:p>
-      <w:pPr>
-        <w:pStyle w:val="Heading1"/>
-      </w:pPr>
-      <w:r>
-        <w:t>Cognitive Theory</w:t>
-      </w:r>
-    </w:p>
-    <w:p>
-      <w:pPr>
-        <w:pStyle w:val="Heading2"/>
-      </w:pPr>
-      <w:r>
-        <w:t>Piaget's Cognitive Developmental Theory</w:t>
-      </w:r>
-    </w:p>
-    <w:p>
-      <w:pPr>
-        <w:ind w:firstLine="720"/>
-      </w:pPr>
-      <w:r>
-        <w:t xml:space="preserve">According to Piaget's cognitive development theory, children are constructors of </w:t>
-      </w:r>
-      <w:proofErr w:type="gramStart"/>
-      <w:r>
-        <w:t>knowledge</w:t>
-      </w:r>
-      <w:proofErr w:type="gramEnd"/>
-      <w:r>
-        <w:t xml:space="preserve"> and they attain a conception of the world through a series (four) of stages (Santrock, 2024, p. 20). Stages follow one another and each new stage remakes the thinking in a new way. The fourth and final stage, the formal operational stage, starts at around eleven years of age (Santrock, 2024, p. 284).</w:t>
-      </w:r>
-    </w:p>
-    <w:p>
-      <w:pPr>
-        <w:ind w:firstLine="720"/>
-      </w:pPr>
-      <w:r>
-        <w:t xml:space="preserve">Formal operational reasoning is more conceptual than concrete childhood thinking. Adolescents, meanwhile, are no longer bound by real-world facts and can entertain "what if" and totally imaginary situations. (Piaget, 1972, p. 1; Santrock, 2024, p. 284). A significant achievement is the hypothetical-deductive reasoning, which is to propose a hypothesis and when it is derived the consequences of proposed hypothesis so that they can be scrutinized in an organized fashion. (Santrock, 2024, p. 285). Much of the research, though, shows a great deal of individual variation: only about one-third of young adolescents are formal operational thinkers, and quite a few adults aren’t (Santrock, 2024, p. 285). Egocentrism is also characteristic of the thinking of the adolescent as Elkind </w:t>
-      </w:r>
-      <w:r>
-        <w:lastRenderedPageBreak/>
-        <w:t>(1967, p. 1025) was the first to note. He specified two sections.</w:t>
-      </w:r>
-      <w:r>
-        <w:t xml:space="preserve"> The imaginary audience is the assumption that others are as concerned with adolescents as adolescents are with themselves, which produces the feeling of always being watched. The personal fable is the sense of being special and invincible (Santrock, 2024, pp. 285–286). Social media can amplify such adolescent egocentrism (Santrock, 2024, p. 286).</w:t>
+        <w:t>sense of being special and invincible (Santrock, 2024, pp. 285–286). Social media can amplify such adolescent egocentrism (Santrock, 2024, p. 286).</w:t>
       </w:r>
     </w:p>
     <w:p>
@@ -336,32 +225,21 @@
         <w:t xml:space="preserve"> </w:t>
       </w:r>
       <w:r>
-        <w:t xml:space="preserve">Marcia's </w:t>
-      </w:r>
-      <w:proofErr w:type="gramStart"/>
-      <w:r>
-        <w:t>statuses</w:t>
-      </w:r>
-      <w:proofErr w:type="gramEnd"/>
-      <w:r>
-        <w:t xml:space="preserve"> clarified where Carrie stands, and Piaget's theory explained her overthinking and self-consciousness. Nevertheless, theory application was reading between the lines of the story. </w:t>
-      </w:r>
+        <w:t xml:space="preserve">Marcia's statuses clarified where Carrie stands, and Piaget's theory explained her overthinking and self-consciousness. Nevertheless, theory application was reading between the lines of the story. I suppose what this task says to me is that theories are effective tools for </w:t>
+      </w:r>
+      <w:r>
+        <w:t>organising</w:t>
+      </w:r>
+      <w:r>
+        <w:t xml:space="preserve"> the evidence of a case, provided they are read in the context of a young person and not in isolation.</w:t>
+      </w:r>
+    </w:p>
+    <w:p>
+      <w:pPr>
+        <w:pStyle w:val="Heading1"/>
+      </w:pPr>
       <w:r>
         <w:lastRenderedPageBreak/>
-        <w:t xml:space="preserve">I suppose what this task says to me is that theories are effective tools for </w:t>
-      </w:r>
-      <w:r>
-        <w:t>organising</w:t>
-      </w:r>
-      <w:r>
-        <w:t xml:space="preserve"> the evidence of a case, provided they are read in the context of a young person and not in isolation.</w:t>
-      </w:r>
-    </w:p>
-    <w:p>
-      <w:pPr>
-        <w:pStyle w:val="Heading1"/>
-      </w:pPr>
-      <w:r>
         <w:t>References</w:t>
       </w:r>
     </w:p>
@@ -1240,6 +1118,7 @@
   <w:style w:type="character" w:default="1" w:styleId="DefaultParagraphFont">
     <w:name w:val="Default Paragraph Font"/>
     <w:uiPriority w:val="1"/>
+    <w:semiHidden/>
     <w:unhideWhenUsed/>
   </w:style>
   <w:style w:type="table" w:default="1" w:styleId="TableNormal">

--- a/A3_Report.docx
+++ b/A3_Report.docx
@@ -176,29 +176,41 @@
         <w:ind w:firstLine="720"/>
       </w:pPr>
       <w:r>
-        <w:t xml:space="preserve">Carrie's ruminations illustrate the potential and the constraints of formal operational thinking. Her choice to consult the guidance counsellor came only once she had exhausted all the options and possibilities she could think of, displaying emerging hypothetical-deductive reasoning: she brainstormed, weighed them up and then decided which was best. Her mind is getting increasingly abstract. She decodes the implicit etiquette of fitting into a complex social circle, reads the social weight of the follow button on Instagram, and links her own experiences to wider structures like the harmful digital communications law, </w:t>
-      </w:r>
-      <w:proofErr w:type="spellStart"/>
-      <w:r>
-        <w:t>NetSafe</w:t>
-      </w:r>
-      <w:proofErr w:type="spellEnd"/>
-      <w:r>
-        <w:t xml:space="preserve">, and school policies. At the same time, her view is still affected by teenage egocentrism. She believes that people are all staring at her legs and imagines the whole world laughing at her, a typical case of the imaginary audience. Her case also shows social media intensifying this egocentrism, as the audience in her mind has partly become real via the voting page, and studies link social media use to heightened self-interest (Santrock, 2024, p. 286). Meta-analytic studies identify stress and suicidal ideation as severe forms of distress linked to cyberbullying </w:t>
-      </w:r>
-      <w:proofErr w:type="spellStart"/>
-      <w:r>
-        <w:t>victimisation</w:t>
-      </w:r>
-      <w:proofErr w:type="spellEnd"/>
+        <w:t>Carrie's ruminations illustrate the potential and the constraints of formal operational thinking.</w:t>
+      </w:r>
+      <w:r>
+        <w:t xml:space="preserve"> </w:t>
+      </w:r>
+      <w:r>
+        <w:t xml:space="preserve">She approached the guidance counsellor only after she had tried everything else and was left with no more possibilities and options in her mind to try; she had, in a way, begun to think hypothetically and deductively: she </w:t>
+      </w:r>
+      <w:r>
+        <w:t>hypothesized</w:t>
+      </w:r>
+      <w:r>
+        <w:t xml:space="preserve">, considered and then chose which was the best option. Her thoughts are becoming more and more abstract. She translates the silent way of being in a difficult social circle, interprets the social weight of the </w:t>
+      </w:r>
+      <w:r>
+        <w:t>follow-on</w:t>
+      </w:r>
+      <w:r>
+        <w:t xml:space="preserve"> Instagram, and compares her own life with systems such as the Harmful Digital Communications Act, NetSafe, and school policies. Concurrently, she is still under the influence of adolescent egocentrism. She is convinced that every single person is looking at her legs and that the entire world is sniggering at her, a classic example of the imaginary </w:t>
+      </w:r>
+      <w:r>
+        <w:t>audience.</w:t>
+      </w:r>
+      <w:r>
+        <w:t xml:space="preserve"> Her case also shows social media intensifying this egocentrism, as the audience in her mind has partly become real via the voting page, and studies link social media use to heightened self-interest (Santrock, 2024, p. 286). Meta-analytic studies identify stress and suicidal ideation as severe forms of distress linked to cyberbullying </w:t>
+      </w:r>
+      <w:r>
+        <w:t>victimization</w:t>
+      </w:r>
       <w:r>
         <w:t xml:space="preserve"> (Kowalski et al., 2014, p. 1073). No personal fable is evident, though. Carrie </w:t>
       </w:r>
-      <w:proofErr w:type="spellStart"/>
-      <w:r>
-        <w:t>realises</w:t>
-      </w:r>
-      <w:proofErr w:type="spellEnd"/>
+      <w:r>
+        <w:t>realizes</w:t>
+      </w:r>
       <w:r>
         <w:t xml:space="preserve"> other girls are being bullied as well, and she wants the bullying to end for them as much as for herself. That is rather mature thinking. Generally, her cognitive development seems quite good for her age, with systematic reasoning still developing alongside a very adolescent self-consciousness.</w:t>
       </w:r>
@@ -231,7 +243,11 @@
         <w:t>organising</w:t>
       </w:r>
       <w:r>
-        <w:t xml:space="preserve"> the evidence of a case, provided they are read in the context of a young person and not in isolation.</w:t>
+        <w:t xml:space="preserve"> the </w:t>
+      </w:r>
+      <w:r>
+        <w:lastRenderedPageBreak/>
+        <w:t>evidence of a case, provided they are read in the context of a young person and not in isolation.</w:t>
       </w:r>
     </w:p>
     <w:p>
@@ -239,7 +255,6 @@
         <w:pStyle w:val="Heading1"/>
       </w:pPr>
       <w:r>
-        <w:lastRenderedPageBreak/>
         <w:t>References</w:t>
       </w:r>
     </w:p>

--- a/A3_Report.docx
+++ b/A3_Report.docx
@@ -45,6 +45,7 @@
     <w:p>
       <w:pPr>
         <w:ind w:firstLine="720"/>
+        <w:jc w:val="both"/>
       </w:pPr>
       <w:r>
         <w:t xml:space="preserve">Erikson's psychosocial theory holds that development unfolds in eight stages, with each stage bringing a psychosocial crisis, a turning point marked by both vulnerability and potential (Erikson, 1963; Santrock, 2024, p. 19). Newman and Newman (2016) </w:t>
@@ -59,6 +60,7 @@
     <w:p>
       <w:pPr>
         <w:ind w:firstLine="720"/>
+        <w:jc w:val="both"/>
       </w:pPr>
       <w:r>
         <w:t>Having reached the age of 13, Carrie is experiencing Erikson's fifth stage of identity versus identity confusion as the adolescent begins to learn who they are, what they are about and where they are going in life (Santrock, 2024, p. 295). This is facilitated by a psychosocial moratorium, a concept introduced by Erikson referring to the period between childhood safety and adult independence where society grants a good deal of freedom to explore various identities (Erikson, 1968; Santrock, 2024, p. 295).</w:t>
@@ -73,6 +75,7 @@
     <w:p>
       <w:pPr>
         <w:ind w:firstLine="720"/>
+        <w:jc w:val="both"/>
       </w:pPr>
       <w:r>
         <w:t xml:space="preserve">Carrie's narrative is dominated by the identity crisis. On the positive side, she keeps trying out identities: she rebuilds a familiar one by joining the swim team, maintains her </w:t>
@@ -121,15 +124,7 @@
       </w:r>
       <w:r>
         <w:lastRenderedPageBreak/>
-        <w:t xml:space="preserve">with no friendships settled and no real aims set, which is quite normal for a 13 year old. Nor does it appear to be foreclosure, as she is not just taking over pre-established values: she </w:t>
-      </w:r>
-      <w:proofErr w:type="spellStart"/>
-      <w:r>
-        <w:t>recognises</w:t>
-      </w:r>
-      <w:proofErr w:type="spellEnd"/>
-      <w:r>
-        <w:t xml:space="preserve"> that her parents' long working hours leave little room for her, and she is working out what she believes for herself. The bullying could still pull her the other way, though. Alone in an empty house, reluctant to trouble her exhausted mother and unable to reach her brother, Carrie could slip into diffusion, where exploration stops altogether. What holds this off is her ongoing involvement: Andrea alerted her to the page, she took it to the guidance counsellor, and she agreed to the plan to bring her parents in. Her status might change again, since identity development does not end with adolescence and people can move from moratorium to achievement and back again (Santrock, 2024, p. 296). Remaining in moratorium thus keeps that road open, and the identity she achieves will depend on the support she receives.</w:t>
+        <w:t>with no friendships settled and no real aims set, which is quite normal for a 13 year old. Nor does it appear to be foreclosure, as she is not just taking over pre-established values: she recognises that her parents' long working hours leave little room for her, and she is working out what she believes for herself. The bullying could still pull her the other way, though. Alone in an empty house, reluctant to trouble her exhausted mother and unable to reach her brother, Carrie could slip into diffusion, where exploration stops altogether. What holds this off is her ongoing involvement: Andrea alerted her to the page, she took it to the guidance counsellor, and she agreed to the plan to bring her parents in. Her status might change again, since identity development does not end with adolescence and people can move from moratorium to achievement and back again (Santrock, 2024, p. 296). Remaining in moratorium thus keeps that road open, and the identity she achieves will depend on the support she receives.</w:t>
       </w:r>
     </w:p>
     <w:p>
@@ -251,10 +246,16 @@
       </w:r>
     </w:p>
     <w:p>
+      <w:r>
+        <w:br w:type="page"/>
+      </w:r>
+    </w:p>
+    <w:p>
       <w:pPr>
         <w:pStyle w:val="Heading1"/>
       </w:pPr>
       <w:r>
+        <w:lastRenderedPageBreak/>
         <w:t>References</w:t>
       </w:r>
     </w:p>
@@ -325,15 +326,7 @@
         <w:ind w:left="720" w:hanging="720"/>
       </w:pPr>
       <w:r>
-        <w:t xml:space="preserve">Kowalski, R. M., Giumetti, G. W., Schroeder, A. N., &amp; </w:t>
-      </w:r>
-      <w:proofErr w:type="spellStart"/>
-      <w:r>
-        <w:t>Lattanner</w:t>
-      </w:r>
-      <w:proofErr w:type="spellEnd"/>
-      <w:r>
-        <w:t xml:space="preserve">, M. R. (2014). Bullying in the digital age: A critical review and meta-analysis of cyberbullying research among youth. </w:t>
+        <w:t xml:space="preserve">Kowalski, R. M., Giumetti, G. W., Schroeder, A. N., &amp; Lattanner, M. R. (2014). Bullying in the digital age: A critical review and meta-analysis of cyberbullying research among youth. </w:t>
       </w:r>
       <w:r>
         <w:rPr>

--- a/A3_Report.docx
+++ b/A3_Report.docx
@@ -44,7 +44,6 @@
     </w:p>
     <w:p>
       <w:pPr>
-        <w:ind w:firstLine="720"/>
         <w:jc w:val="both"/>
       </w:pPr>
       <w:r>
@@ -59,9 +58,13 @@
     </w:p>
     <w:p>
       <w:pPr>
-        <w:ind w:firstLine="720"/>
         <w:jc w:val="both"/>
       </w:pPr>
+    </w:p>
+    <w:p>
+      <w:pPr>
+        <w:jc w:val="both"/>
+      </w:pPr>
       <w:r>
         <w:t>Having reached the age of 13, Carrie is experiencing Erikson's fifth stage of identity versus identity confusion as the adolescent begins to learn who they are, what they are about and where they are going in life (Santrock, 2024, p. 295). This is facilitated by a psychosocial moratorium, a concept introduced by Erikson referring to the period between childhood safety and adult independence where society grants a good deal of freedom to explore various identities (Erikson, 1968; Santrock, 2024, p. 295).</w:t>
       </w:r>
@@ -69,20 +72,41 @@
         <w:t xml:space="preserve"> </w:t>
       </w:r>
       <w:r>
-        <w:t>A good resolution results in the ego strength of fidelity to others, whereas a poor resolution risks the core pathology of dissociation, the inability to relate to others (Newman &amp; Newman, 2016, pp. 234–235). Prior to this stage, Carrie had to overcome industry versus inferiority, and success there would have left her with a lasting sense of industry (Newman &amp; Newman, 2016, p. 234; Santrock, 2024, p. 20). The story suggests she resolved it well: she was a good swimmer at her old school, loved her year at an international school in Brussels, and is gradually gaining her independence at home.</w:t>
-      </w:r>
-    </w:p>
-    <w:p>
-      <w:pPr>
-        <w:ind w:firstLine="720"/>
+        <w:t xml:space="preserve">A good resolution results in the ego strength of fidelity to others, whereas a poor resolution risks the core pathology of dissociation, the inability to relate to others (Newman &amp; Newman, 2016, pp. 234–235). Prior to this stage, Carrie had to overcome industry versus inferiority, and success there would have left her with a lasting sense of industry (Newman &amp; Newman, 2016, p. 234; Santrock, 2024, p. 20). </w:t>
+      </w:r>
+      <w:r>
+        <w:t>Apparently,</w:t>
+      </w:r>
+      <w:r>
+        <w:t xml:space="preserve"> she handled the problem as well as she could; at her old school she was a good swimmer, and she enjoyed her year at an international school in Brussels; she is slowly becoming independent at home.</w:t>
+      </w:r>
+    </w:p>
+    <w:p>
+      <w:pPr>
         <w:jc w:val="both"/>
       </w:pPr>
       <w:r>
-        <w:t xml:space="preserve">Carrie's narrative is dominated by the identity crisis. On the positive side, she keeps trying out identities: she rebuilds a familiar one by joining the swim team, maintains her </w:t>
-      </w:r>
-      <w:r>
         <w:lastRenderedPageBreak/>
-        <w:t>Brussels friendships through the internet, and tries to crack the social code of her new all-girls school. Confusion is just as strong. Her changing body has made her more self-conscious, the Whose Legs page put it on display for votes, and she lies awake imagining the whole world snickering at her. Her circle of close relationships has shrunk: her older brother is distant, her mother is mostly absent, and her father's association with Jane's family at work discourages her from speaking out (Newman &amp; Newman, 2016, p. 234). Even so, Carrie is likely to come through this stage positively. She thought through what she could do and went to the guidance counsellor by herself, saw that the other girls were also being picked on, and felt she could do something to help them. Such deeds point to budding fidelity rather than confusion, now that adults are starting to be there for her.</w:t>
+        <w:t xml:space="preserve">Throughout her account, Carrie is primarily preoccupied with questions of who she is. Thankfully, she keeps experimenting with who she is: she reconstructs a close to home self by becoming a swimmer, keeps her Brussels friends on the Internet, and attempts to understand the social structure of her new women’s school. Much confusion. Her growing body makes her </w:t>
+      </w:r>
+      <w:proofErr w:type="gramStart"/>
+      <w:r>
+        <w:t>more shy and embarrassed</w:t>
+      </w:r>
+      <w:proofErr w:type="gramEnd"/>
+      <w:r>
+        <w:t>, the Whose Legs page threw it in her face for votes, and she spends the nights awake, hoping no one is laughing at her. She has lost her close connections: her older brother is cold, her mother is, for the most part, not there and her father’s association with Jane’s family at work prevents her from speaking out (Newman &amp; Newman, 2016, p. 234).</w:t>
+      </w:r>
+      <w:r>
+        <w:t xml:space="preserve"> Even so, Carrie is likely to come through this stage positively. She thought </w:t>
+      </w:r>
+      <w:proofErr w:type="gramStart"/>
+      <w:r>
+        <w:t>through</w:t>
+      </w:r>
+      <w:proofErr w:type="gramEnd"/>
+      <w:r>
+        <w:t xml:space="preserve"> what she could do and went to the guidance counsellor by herself, saw that the other girls were also being picked on, and felt she could do something to help them. Such deeds point to budding fidelity rather than confusion, now that adults are starting to be there for her.</w:t>
       </w:r>
     </w:p>
     <w:p>
@@ -95,10 +119,18 @@
     </w:p>
     <w:p>
       <w:pPr>
-        <w:ind w:firstLine="720"/>
-      </w:pPr>
-      <w:r>
-        <w:t xml:space="preserve">Marcia's model builds on Erikson's account of the identity crisis by explaining how adolescents actually go through it. Marcia identified four identity statuses, or ways of resolving the identity crisis, and classified people along two dimensions, crisis and commitment (Marcia, 1966, pp. 551–552; Santrock, 2024, p. 295). Crisis is a period of identity development in which the individual is weighing up alternatives, though most researchers now </w:t>
+        <w:jc w:val="both"/>
+      </w:pPr>
+      <w:r>
+        <w:t xml:space="preserve">Marcia's model builds on Erikson's account of the identity crisis by explaining how adolescents </w:t>
+      </w:r>
+      <w:proofErr w:type="gramStart"/>
+      <w:r>
+        <w:t>actually go</w:t>
+      </w:r>
+      <w:proofErr w:type="gramEnd"/>
+      <w:r>
+        <w:t xml:space="preserve"> through it. Marcia identified four identity statuses, or ways of resolving the identity crisis, and classified people along two dimensions, crisis and commitment (Marcia, 1966, pp. 551–552; Santrock, 2024, p. 295). Crisis is a period of identity development in which the individual is weighing up alternatives, though most researchers now </w:t>
       </w:r>
       <w:r>
         <w:t>favor</w:t>
@@ -109,22 +141,69 @@
     </w:p>
     <w:p>
       <w:pPr>
-        <w:ind w:firstLine="720"/>
-      </w:pPr>
-      <w:r>
-        <w:t>Identity diffusion is the status of adolescents who have not explored options or made any commitment, and who usually show little interest in such matters. Identity foreclosure is commitment without exploring options, most often reflecting values handed down by parents before the adolescent has weighed up alternatives. Identity moratorium refers to individuals in the midst of a crisis whose commitments are absent or unclear. Identity achievement refers to those who have gone through a crisis and have come to a commitment (Santrock, 2024, p. 296). Such statuses are not permanent. Many young adolescents are identity diffused, and individuals can shift between moratorium and achievement over the course of their lives (Santrock, 2024, p. 296).</w:t>
-      </w:r>
-    </w:p>
-    <w:p>
-      <w:pPr>
-        <w:ind w:firstLine="720"/>
-      </w:pPr>
-      <w:r>
-        <w:t xml:space="preserve">Carrie shows the pattern of identity moratorium, and her socioemotional development is moving in a positive direction. She is actively and sincerely exploring. She questions her friendships after Jane's online remarks about real friends and friends one is forced to keep, sustains her foreign friendships while trying out new ones at Girls' High, and studies the social codes of the new school rather than giving in to isolation. Joining the swim team is another step in working out who she might be here. Her plans are still vague, </w:t>
-      </w:r>
+        <w:jc w:val="both"/>
+      </w:pPr>
+    </w:p>
+    <w:p>
+      <w:pPr>
+        <w:jc w:val="both"/>
+      </w:pPr>
+      <w:r>
+        <w:t xml:space="preserve">Identity diffusion is the status of adolescents who have not explored options or made any commitment, and who usually show little interest in such matters. Identity foreclosure is commitment without exploring options, most often reflecting values handed down by parents before the adolescent has weighed up alternatives. Identity moratorium refers to individuals </w:t>
+      </w:r>
+      <w:proofErr w:type="gramStart"/>
+      <w:r>
+        <w:t>in the midst of</w:t>
+      </w:r>
+      <w:proofErr w:type="gramEnd"/>
+      <w:r>
+        <w:t xml:space="preserve"> a crisis whose commitments are absent or unclear. Identity achievement refers to those who have gone through a crisis and have come to a commitment (Santrock, 2024, p. 296). Such statuses are not permanent. Many young adolescents are identity diffused, and individuals can shift between moratorium and achievement over the course of their lives (Santrock, 2024, p. 296).</w:t>
+      </w:r>
+    </w:p>
+    <w:p>
+      <w:pPr>
+        <w:jc w:val="both"/>
+      </w:pPr>
+    </w:p>
+    <w:p>
+      <w:pPr>
+        <w:jc w:val="both"/>
+      </w:pPr>
       <w:r>
         <w:lastRenderedPageBreak/>
-        <w:t>with no friendships settled and no real aims set, which is quite normal for a 13 year old. Nor does it appear to be foreclosure, as she is not just taking over pre-established values: she recognises that her parents' long working hours leave little room for her, and she is working out what she believes for herself. The bullying could still pull her the other way, though. Alone in an empty house, reluctant to trouble her exhausted mother and unable to reach her brother, Carrie could slip into diffusion, where exploration stops altogether. What holds this off is her ongoing involvement: Andrea alerted her to the page, she took it to the guidance counsellor, and she agreed to the plan to bring her parents in. Her status might change again, since identity development does not end with adolescence and people can move from moratorium to achievement and back again (Santrock, 2024, p. 296). Remaining in moratorium thus keeps that road open, and the identity she achieves will depend on the support she receives.</w:t>
+        <w:t xml:space="preserve">Carrie shows the pattern of identity moratorium, and her socioemotional development is moving in a positive direction. She is actively and sincerely exploring. She questions her friendships after Jane's online remarks about real friends and friends one is forced to keep, sustains her foreign friendships while trying out new ones at Girls' High, and studies the social </w:t>
+      </w:r>
+      <w:proofErr w:type="gramStart"/>
+      <w:r>
+        <w:t>codes</w:t>
+      </w:r>
+      <w:proofErr w:type="gramEnd"/>
+      <w:r>
+        <w:t xml:space="preserve"> of the new school rather than giving in to isolation. Joining the </w:t>
+      </w:r>
+      <w:proofErr w:type="gramStart"/>
+      <w:r>
+        <w:t>swim</w:t>
+      </w:r>
+      <w:proofErr w:type="gramEnd"/>
+      <w:r>
+        <w:t xml:space="preserve"> team is another step in working out who she might be here. Her plans are still vague, with no friendships settled and no real aims set, which is quite normal for a </w:t>
+      </w:r>
+      <w:proofErr w:type="gramStart"/>
+      <w:r>
+        <w:t>13 year old</w:t>
+      </w:r>
+      <w:proofErr w:type="gramEnd"/>
+      <w:r>
+        <w:t xml:space="preserve">. Nor does it appear to be foreclosure, as she is not just taking over pre-established values: she </w:t>
+      </w:r>
+      <w:proofErr w:type="spellStart"/>
+      <w:r>
+        <w:t>recognises</w:t>
+      </w:r>
+      <w:proofErr w:type="spellEnd"/>
+      <w:r>
+        <w:t xml:space="preserve"> that her parents' long working hours leave little room for her, and she is working out what she believes for herself. The bullying could still pull her the other way, though. Alone in an empty house, reluctant to trouble her exhausted mother and unable to reach her brother, Carrie could slip into diffusion, where exploration stops altogether. What holds this off is her ongoing involvement: Andrea alerted her to the page, she took it to the guidance counsellor, and she agreed to the plan to bring her parents in. Her status might change again, since identity development does not end with adolescence and people can move from moratorium to achievement and back again (Santrock, 2024, p. 296). Remaining in moratorium thus keeps that road open, and the identity she achieves will depend on the support she receives.</w:t>
       </w:r>
     </w:p>
     <w:p>
@@ -145,7 +224,7 @@
     </w:p>
     <w:p>
       <w:pPr>
-        <w:ind w:firstLine="720"/>
+        <w:jc w:val="both"/>
       </w:pPr>
       <w:r>
         <w:t>According to Piaget's cognitive development theory, children are constructors of knowledge, and they attain a conception of the world through a series of four stages (Santrock, 2024, p. 20). Stages follow one another and each new stage remakes thinking in a new way. The fourth and final stage, the formal operational stage, starts at around eleven years of age (Santrock, 2024, p. 284).</w:t>
@@ -153,22 +232,48 @@
     </w:p>
     <w:p>
       <w:pPr>
-        <w:ind w:firstLine="720"/>
-      </w:pPr>
-      <w:r>
-        <w:t>Formal operational reasoning is more conceptual than concrete childhood thinking. Adolescents, meanwhile, are no longer bound by real-world facts and can entertain what-ifs and totally imaginary situations (Piaget, 1972, p. 1; Santrock, 2024, p. 284). A significant achievement is hypothetical-deductive reasoning, which is to propose a hypothesis and derive the consequences of the proposed hypothesis so that they can be scrutinised in an organised fashion (Santrock, 2024, p. 285). Much of the research, though, shows a great deal of individual variation: only about one-third of young adolescents are formal operational thinkers, and quite a few adults are not (Santrock, 2024, p. 285). Egocentrism is also characteristic of the thinking of the adolescent as Elkind (1967, p. 1025) was the first to note. He specified two components.</w:t>
-      </w:r>
-      <w:r>
-        <w:t xml:space="preserve"> The imaginary audience is the assumption that others are as concerned with adolescents as adolescents are with themselves, which produces the feeling of always being watched. The personal fable is the </w:t>
+        <w:jc w:val="both"/>
+      </w:pPr>
+    </w:p>
+    <w:p>
+      <w:pPr>
+        <w:jc w:val="both"/>
+      </w:pPr>
+      <w:r>
+        <w:t xml:space="preserve">Formal operational reasoning is more conceptual than concrete childhood thinking. Adolescents, meanwhile, are no longer bound by real-world facts and can entertain what-ifs and totally imaginary situations (Piaget, 1972, p. 1; Santrock, 2024, p. 284). A significant achievement is hypothetical-deductive reasoning, which is to propose a hypothesis and derive the consequences of the proposed hypothesis so that they can be </w:t>
+      </w:r>
+      <w:proofErr w:type="spellStart"/>
+      <w:r>
+        <w:t>scrutinised</w:t>
+      </w:r>
+      <w:proofErr w:type="spellEnd"/>
+      <w:r>
+        <w:t xml:space="preserve"> in an </w:t>
+      </w:r>
+      <w:proofErr w:type="spellStart"/>
+      <w:r>
+        <w:t>organised</w:t>
+      </w:r>
+      <w:proofErr w:type="spellEnd"/>
+      <w:r>
+        <w:t xml:space="preserve"> fashion (Santrock, 2024, p. 285). Much of the research, though, shows a great deal </w:t>
       </w:r>
       <w:r>
         <w:lastRenderedPageBreak/>
-        <w:t>sense of being special and invincible (Santrock, 2024, pp. 285–286). Social media can amplify such adolescent egocentrism (Santrock, 2024, p. 286).</w:t>
-      </w:r>
-    </w:p>
-    <w:p>
-      <w:pPr>
-        <w:ind w:firstLine="720"/>
+        <w:t>of individual variation: only about one-third of young adolescents are formal operational thinkers, and quite a few adults are not (Santrock, 2024, p. 285). Egocentrism is also characteristic of the thinking of the adolescent as Elkind (1967, p. 1025) was the first to note. He specified two components.</w:t>
+      </w:r>
+      <w:r>
+        <w:t xml:space="preserve"> The imaginary audience is the assumption that others are as concerned with adolescents as adolescents are with themselves, which produces the feeling of always being watched. The personal fable is the sense of being special and invincible (Santrock, 2024, pp. 285–286). Social media can amplify such adolescent egocentrism (Santrock, 2024, p. 286).</w:t>
+      </w:r>
+    </w:p>
+    <w:p>
+      <w:pPr>
+        <w:jc w:val="both"/>
+      </w:pPr>
+    </w:p>
+    <w:p>
+      <w:pPr>
+        <w:jc w:val="both"/>
       </w:pPr>
       <w:r>
         <w:t>Carrie's ruminations illustrate the potential and the constraints of formal operational thinking.</w:t>
@@ -183,7 +288,15 @@
         <w:t>hypothesized</w:t>
       </w:r>
       <w:r>
-        <w:t xml:space="preserve">, considered and then chose which was the best option. Her thoughts are becoming more and more abstract. She translates the silent way of being in a difficult social circle, interprets the social weight of the </w:t>
+        <w:t xml:space="preserve">, considered and then chose which was the best option. Her thoughts are becoming </w:t>
+      </w:r>
+      <w:proofErr w:type="gramStart"/>
+      <w:r>
+        <w:t>more and more</w:t>
+      </w:r>
+      <w:proofErr w:type="gramEnd"/>
+      <w:r>
+        <w:t xml:space="preserve"> abstract. She translates the silent way of being in a difficult social circle, interprets the social weight of the </w:t>
       </w:r>
       <w:r>
         <w:t>follow-on</w:t>
@@ -220,29 +333,26 @@
     </w:p>
     <w:p>
       <w:pPr>
-        <w:ind w:firstLine="720"/>
-      </w:pPr>
-      <w:r>
-        <w:t>How useful were these theories for understanding Carrie? Erikson's stage theory helped most, because it explains why friendships, belonging, and body image carry such weight for her at 13, and the moratorium idea suited her role experiments. Its limitation is that it describes what should happen at her age better than it explains why it is happening to her. Carrie's crisis is largely produced by her circumstances: the repeated moves, her preoccupied parents, and a peer culture that rewards exclusion.</w:t>
-      </w:r>
-      <w:r>
-        <w:rPr>
-          <w:color w:val="auto"/>
-        </w:rPr>
-        <w:t xml:space="preserve"> </w:t>
-      </w:r>
-      <w:r>
-        <w:t xml:space="preserve">Marcia's statuses clarified where Carrie stands, and Piaget's theory explained her overthinking and self-consciousness. Nevertheless, theory application was reading between the lines of the story. I suppose what this task says to me is that theories are effective tools for </w:t>
-      </w:r>
-      <w:r>
-        <w:t>organising</w:t>
-      </w:r>
-      <w:r>
-        <w:t xml:space="preserve"> the </w:t>
+        <w:jc w:val="both"/>
+      </w:pPr>
+      <w:r>
+        <w:t xml:space="preserve">Did the theories clarify anything about Carrie? Of all the stage theories, Erikson's was the most useful because it clarified why friends, being liked, and looks are so critical at 13, and the moratorium idea was good for her role-playing experiments. The downside is that it tells </w:t>
       </w:r>
       <w:r>
         <w:lastRenderedPageBreak/>
-        <w:t>evidence of a case, provided they are read in the context of a young person and not in isolation.</w:t>
+        <w:t xml:space="preserve">you what at her age should be happening to her rather than why it is happening to her. Carrie’s collapse is, for the most part, due to her </w:t>
+      </w:r>
+      <w:proofErr w:type="gramStart"/>
+      <w:r>
+        <w:t>surroundings:</w:t>
+      </w:r>
+      <w:proofErr w:type="gramEnd"/>
+      <w:r>
+        <w:t xml:space="preserve"> moves, an uncaring family, and a social order based on exclusion. Marcia's stages explained where Carrie was, and Piaget's development theory explained why she was overthinking and felt self</w:t>
+      </w:r>
+      <w:r>
+        <w:noBreakHyphen/>
+        <w:t>conscious. However, doing theory was doing a little bit of reading between the lines of the story. This exercise mainly shows that theories organize case evidence quite well if they are, shall we say, considered in the company of a young person and not in a vacuum.</w:t>
       </w:r>
     </w:p>
     <w:p>
@@ -326,7 +436,15 @@
         <w:ind w:left="720" w:hanging="720"/>
       </w:pPr>
       <w:r>
-        <w:t xml:space="preserve">Kowalski, R. M., Giumetti, G. W., Schroeder, A. N., &amp; Lattanner, M. R. (2014). Bullying in the digital age: A critical review and meta-analysis of cyberbullying research among youth. </w:t>
+        <w:t xml:space="preserve">Kowalski, R. M., Giumetti, G. W., Schroeder, A. N., &amp; </w:t>
+      </w:r>
+      <w:proofErr w:type="spellStart"/>
+      <w:r>
+        <w:t>Lattanner</w:t>
+      </w:r>
+      <w:proofErr w:type="spellEnd"/>
+      <w:r>
+        <w:t xml:space="preserve">, M. R. (2014). Bullying in the digital age: A critical review and meta-analysis of cyberbullying research among youth. </w:t>
       </w:r>
       <w:r>
         <w:rPr>
@@ -1126,7 +1244,6 @@
   <w:style w:type="character" w:default="1" w:styleId="DefaultParagraphFont">
     <w:name w:val="Default Paragraph Font"/>
     <w:uiPriority w:val="1"/>
-    <w:semiHidden/>
     <w:unhideWhenUsed/>
   </w:style>
   <w:style w:type="table" w:default="1" w:styleId="TableNormal">

--- a/A3_Report.docx
+++ b/A3_Report.docx
@@ -75,10 +75,7 @@
         <w:t xml:space="preserve">A good resolution results in the ego strength of fidelity to others, whereas a poor resolution risks the core pathology of dissociation, the inability to relate to others (Newman &amp; Newman, 2016, pp. 234–235). Prior to this stage, Carrie had to overcome industry versus inferiority, and success there would have left her with a lasting sense of industry (Newman &amp; Newman, 2016, p. 234; Santrock, 2024, p. 20). </w:t>
       </w:r>
       <w:r>
-        <w:t>Apparently,</w:t>
-      </w:r>
-      <w:r>
-        <w:t xml:space="preserve"> she handled the problem as well as she could; at her old school she was a good swimmer, and she enjoyed her year at an international school in Brussels; she is slowly becoming independent at home.</w:t>
+        <w:t>Apparently, she handled the problem as well as she could; at her old school she was a good swimmer, and she enjoyed her year at an international school in Brussels; she is slowly becoming independent at home.</w:t>
       </w:r>
     </w:p>
     <w:p>
@@ -87,26 +84,22 @@
       </w:pPr>
       <w:r>
         <w:lastRenderedPageBreak/>
-        <w:t xml:space="preserve">Throughout her account, Carrie is primarily preoccupied with questions of who she is. Thankfully, she keeps experimenting with who she is: she reconstructs a close to home self by becoming a swimmer, keeps her Brussels friends on the Internet, and attempts to understand the social structure of her new women’s school. Much confusion. Her growing body makes her </w:t>
-      </w:r>
-      <w:proofErr w:type="gramStart"/>
-      <w:r>
-        <w:t>more shy and embarrassed</w:t>
-      </w:r>
-      <w:proofErr w:type="gramEnd"/>
+        <w:t xml:space="preserve">Throughout her account, Carrie is primarily preoccupied with questions of who she is. Thankfully, she keeps experimenting with who she is: she reconstructs a close to home self by becoming a swimmer, keeps her Brussels friends on the Internet, and attempts to understand the social structure of her new women’s school. </w:t>
+      </w:r>
+      <w:r>
+        <w:t>Yet there is also confusion</w:t>
+      </w:r>
+      <w:r>
+        <w:t xml:space="preserve">. Her growing body makes her </w:t>
+      </w:r>
+      <w:r>
+        <w:t>shyer and embarrassed</w:t>
+      </w:r>
       <w:r>
         <w:t>, the Whose Legs page threw it in her face for votes, and she spends the nights awake, hoping no one is laughing at her. She has lost her close connections: her older brother is cold, her mother is, for the most part, not there and her father’s association with Jane’s family at work prevents her from speaking out (Newman &amp; Newman, 2016, p. 234).</w:t>
       </w:r>
       <w:r>
-        <w:t xml:space="preserve"> Even so, Carrie is likely to come through this stage positively. She thought </w:t>
-      </w:r>
-      <w:proofErr w:type="gramStart"/>
-      <w:r>
-        <w:t>through</w:t>
-      </w:r>
-      <w:proofErr w:type="gramEnd"/>
-      <w:r>
-        <w:t xml:space="preserve"> what she could do and went to the guidance counsellor by herself, saw that the other girls were also being picked on, and felt she could do something to help them. Such deeds point to budding fidelity rather than confusion, now that adults are starting to be there for her.</w:t>
+        <w:t xml:space="preserve"> Even so, Carrie is likely to come through this stage positively. She thought through what she could do and went to the guidance counsellor by herself, saw that the other girls were also being picked on, and felt she could do something to help them. Such deeds point to budding fidelity rather than confusion, now that adults are starting to be there for her.</w:t>
       </w:r>
     </w:p>
     <w:p>
@@ -122,15 +115,7 @@
         <w:jc w:val="both"/>
       </w:pPr>
       <w:r>
-        <w:t xml:space="preserve">Marcia's model builds on Erikson's account of the identity crisis by explaining how adolescents </w:t>
-      </w:r>
-      <w:proofErr w:type="gramStart"/>
-      <w:r>
-        <w:t>actually go</w:t>
-      </w:r>
-      <w:proofErr w:type="gramEnd"/>
-      <w:r>
-        <w:t xml:space="preserve"> through it. Marcia identified four identity statuses, or ways of resolving the identity crisis, and classified people along two dimensions, crisis and commitment (Marcia, 1966, pp. 551–552; Santrock, 2024, p. 295). Crisis is a period of identity development in which the individual is weighing up alternatives, though most researchers now </w:t>
+        <w:t xml:space="preserve">Marcia's model builds on Erikson's account of the identity crisis by explaining how adolescents actually go through it. Marcia identified four identity statuses, or ways of resolving the identity crisis, and classified people along two dimensions, crisis and commitment (Marcia, 1966, pp. 551–552; Santrock, 2024, p. 295). Crisis is a period of identity development in which the individual is weighing up alternatives, though most researchers now </w:t>
       </w:r>
       <w:r>
         <w:t>favor</w:t>
@@ -149,15 +134,7 @@
         <w:jc w:val="both"/>
       </w:pPr>
       <w:r>
-        <w:t xml:space="preserve">Identity diffusion is the status of adolescents who have not explored options or made any commitment, and who usually show little interest in such matters. Identity foreclosure is commitment without exploring options, most often reflecting values handed down by parents before the adolescent has weighed up alternatives. Identity moratorium refers to individuals </w:t>
-      </w:r>
-      <w:proofErr w:type="gramStart"/>
-      <w:r>
-        <w:t>in the midst of</w:t>
-      </w:r>
-      <w:proofErr w:type="gramEnd"/>
-      <w:r>
-        <w:t xml:space="preserve"> a crisis whose commitments are absent or unclear. Identity achievement refers to those who have gone through a crisis and have come to a commitment (Santrock, 2024, p. 296). Such statuses are not permanent. Many young adolescents are identity diffused, and individuals can shift between moratorium and achievement over the course of their lives (Santrock, 2024, p. 296).</w:t>
+        <w:t>Identity diffusion is the status of adolescents who have not explored options or made any commitment, and who usually show little interest in such matters. Identity foreclosure is commitment without exploring options, most often reflecting values handed down by parents before the adolescent has weighed up alternatives. Identity moratorium refers to individuals in the midst of a crisis whose commitments are absent or unclear. Identity achievement refers to those who have gone through a crisis and have come to a commitment (Santrock, 2024, p. 296). Such statuses are not permanent. Many young adolescents are identity diffused, and individuals can shift between moratorium and achievement over the course of their lives (Santrock, 2024, p. 296).</w:t>
       </w:r>
     </w:p>
     <w:p>
@@ -171,39 +148,7 @@
       </w:pPr>
       <w:r>
         <w:lastRenderedPageBreak/>
-        <w:t xml:space="preserve">Carrie shows the pattern of identity moratorium, and her socioemotional development is moving in a positive direction. She is actively and sincerely exploring. She questions her friendships after Jane's online remarks about real friends and friends one is forced to keep, sustains her foreign friendships while trying out new ones at Girls' High, and studies the social </w:t>
-      </w:r>
-      <w:proofErr w:type="gramStart"/>
-      <w:r>
-        <w:t>codes</w:t>
-      </w:r>
-      <w:proofErr w:type="gramEnd"/>
-      <w:r>
-        <w:t xml:space="preserve"> of the new school rather than giving in to isolation. Joining the </w:t>
-      </w:r>
-      <w:proofErr w:type="gramStart"/>
-      <w:r>
-        <w:t>swim</w:t>
-      </w:r>
-      <w:proofErr w:type="gramEnd"/>
-      <w:r>
-        <w:t xml:space="preserve"> team is another step in working out who she might be here. Her plans are still vague, with no friendships settled and no real aims set, which is quite normal for a </w:t>
-      </w:r>
-      <w:proofErr w:type="gramStart"/>
-      <w:r>
-        <w:t>13 year old</w:t>
-      </w:r>
-      <w:proofErr w:type="gramEnd"/>
-      <w:r>
-        <w:t xml:space="preserve">. Nor does it appear to be foreclosure, as she is not just taking over pre-established values: she </w:t>
-      </w:r>
-      <w:proofErr w:type="spellStart"/>
-      <w:r>
-        <w:t>recognises</w:t>
-      </w:r>
-      <w:proofErr w:type="spellEnd"/>
-      <w:r>
-        <w:t xml:space="preserve"> that her parents' long working hours leave little room for her, and she is working out what she believes for herself. The bullying could still pull her the other way, though. Alone in an empty house, reluctant to trouble her exhausted mother and unable to reach her brother, Carrie could slip into diffusion, where exploration stops altogether. What holds this off is her ongoing involvement: Andrea alerted her to the page, she took it to the guidance counsellor, and she agreed to the plan to bring her parents in. Her status might change again, since identity development does not end with adolescence and people can move from moratorium to achievement and back again (Santrock, 2024, p. 296). Remaining in moratorium thus keeps that road open, and the identity she achieves will depend on the support she receives.</w:t>
+        <w:t>Carrie shows the pattern of identity moratorium, and her socioemotional development is moving in a positive direction. She is actively and sincerely exploring. She questions her friendships after Jane's online remarks about real friends and friends one is forced to keep, sustains her foreign friendships while trying out new ones at Girls' High, and studies the social codes of the new school rather than giving in to isolation. Joining the swim team is another step in working out who she might be here. Her plans are still vague, with no friendships settled and no real aims set, which is quite normal for a 13 year old. Nor does it appear to be foreclosure, as she is not just taking over pre-established values: she recognises that her parents' long working hours leave little room for her, and she is working out what she believes for herself. The bullying could still pull her the other way, though. Alone in an empty house, reluctant to trouble her exhausted mother and unable to reach her brother, Carrie could slip into diffusion, where exploration stops altogether. What holds this off is her ongoing involvement: Andrea alerted her to the page, she took it to the guidance counsellor, and she agreed to the plan to bring her parents in. Her status might change again, since identity development does not end with adolescence and people can move from moratorium to achievement and back again (Santrock, 2024, p. 296). Remaining in moratorium thus keeps that road open, and the identity she achieves will depend on the support she receives.</w:t>
       </w:r>
     </w:p>
     <w:p>
@@ -227,7 +172,13 @@
         <w:jc w:val="both"/>
       </w:pPr>
       <w:r>
-        <w:t>According to Piaget's cognitive development theory, children are constructors of knowledge, and they attain a conception of the world through a series of four stages (Santrock, 2024, p. 20). Stages follow one another and each new stage remakes thinking in a new way. The fourth and final stage, the formal operational stage, starts at around eleven years of age (Santrock, 2024, p. 284).</w:t>
+        <w:t>According to Piaget's cognitive development theory, children are constructors of knowledge, and they attain a conception of the world through a series of four stages (Santrock, 2024, p. 2</w:t>
+      </w:r>
+      <w:r>
+        <w:t>1</w:t>
+      </w:r>
+      <w:r>
+        <w:t>). Stages follow one another and each new stage remakes thinking in a new way. The fourth and final stage, the formal operational stage, starts at around eleven years of age (Santrock, 2024, p. 284).</w:t>
       </w:r>
     </w:p>
     <w:p>
@@ -240,23 +191,7 @@
         <w:jc w:val="both"/>
       </w:pPr>
       <w:r>
-        <w:t xml:space="preserve">Formal operational reasoning is more conceptual than concrete childhood thinking. Adolescents, meanwhile, are no longer bound by real-world facts and can entertain what-ifs and totally imaginary situations (Piaget, 1972, p. 1; Santrock, 2024, p. 284). A significant achievement is hypothetical-deductive reasoning, which is to propose a hypothesis and derive the consequences of the proposed hypothesis so that they can be </w:t>
-      </w:r>
-      <w:proofErr w:type="spellStart"/>
-      <w:r>
-        <w:t>scrutinised</w:t>
-      </w:r>
-      <w:proofErr w:type="spellEnd"/>
-      <w:r>
-        <w:t xml:space="preserve"> in an </w:t>
-      </w:r>
-      <w:proofErr w:type="spellStart"/>
-      <w:r>
-        <w:t>organised</w:t>
-      </w:r>
-      <w:proofErr w:type="spellEnd"/>
-      <w:r>
-        <w:t xml:space="preserve"> fashion (Santrock, 2024, p. 285). Much of the research, though, shows a great deal </w:t>
+        <w:t xml:space="preserve">Formal operational reasoning is more conceptual than concrete childhood thinking. Adolescents, meanwhile, are no longer bound by real-world facts and can entertain what-ifs and totally imaginary situations (Piaget, 1972, p. 1; Santrock, 2024, p. 284). A significant achievement is hypothetical-deductive reasoning, which is to propose a hypothesis and derive the consequences of the proposed hypothesis so that they can be scrutinised in an organised fashion (Santrock, 2024, p. 285). Much of the research, though, shows a great deal </w:t>
       </w:r>
       <w:r>
         <w:lastRenderedPageBreak/>
@@ -288,15 +223,7 @@
         <w:t>hypothesized</w:t>
       </w:r>
       <w:r>
-        <w:t xml:space="preserve">, considered and then chose which was the best option. Her thoughts are becoming </w:t>
-      </w:r>
-      <w:proofErr w:type="gramStart"/>
-      <w:r>
-        <w:t>more and more</w:t>
-      </w:r>
-      <w:proofErr w:type="gramEnd"/>
-      <w:r>
-        <w:t xml:space="preserve"> abstract. She translates the silent way of being in a difficult social circle, interprets the social weight of the </w:t>
+        <w:t xml:space="preserve">, considered and then chose which was the best option. Her thoughts are becoming more and more abstract. She translates the silent way of being in a difficult social circle, interprets the social weight of the </w:t>
       </w:r>
       <w:r>
         <w:t>follow-on</w:t>
@@ -336,23 +263,42 @@
         <w:jc w:val="both"/>
       </w:pPr>
       <w:r>
-        <w:t xml:space="preserve">Did the theories clarify anything about Carrie? Of all the stage theories, Erikson's was the most useful because it clarified why friends, being liked, and looks are so critical at 13, and the moratorium idea was good for her role-playing experiments. The downside is that it tells </w:t>
+        <w:t xml:space="preserve">Did the theories clarify anything about Carrie? Of all the stage theories, Erikson's was the most useful because it clarified why friends, being liked, and looks are so critical at 13, and the moratorium idea was good for her role-playing experiments. The downside is that it </w:t>
       </w:r>
       <w:r>
         <w:lastRenderedPageBreak/>
-        <w:t xml:space="preserve">you what at her age should be happening to her rather than why it is happening to her. Carrie’s collapse is, for the most part, due to her </w:t>
-      </w:r>
-      <w:proofErr w:type="gramStart"/>
-      <w:r>
-        <w:t>surroundings:</w:t>
-      </w:r>
-      <w:proofErr w:type="gramEnd"/>
-      <w:r>
-        <w:t xml:space="preserve"> moves, an uncaring family, and a social order based on exclusion. Marcia's stages explained where Carrie was, and Piaget's development theory explained why she was overthinking and felt self</w:t>
+        <w:t>describes that</w:t>
+      </w:r>
+      <w:r>
+        <w:t xml:space="preserve"> what</w:t>
+      </w:r>
+      <w:r>
+        <w:t xml:space="preserve"> should be </w:t>
+      </w:r>
+      <w:r>
+        <w:t>happening</w:t>
+      </w:r>
+      <w:r>
+        <w:t xml:space="preserve"> at her age</w:t>
+      </w:r>
+      <w:r>
+        <w:t xml:space="preserve"> </w:t>
+      </w:r>
+      <w:r>
+        <w:t xml:space="preserve">to her </w:t>
+      </w:r>
+      <w:r>
+        <w:t>rather than why it is happening to her. Carrie’s collapse is, for the most part, due to her surroundings: moves, an uncaring family, and a social order based on exclusion. Marcia's stages explained where Carrie was, and Piaget's development theory explained why she was overthinking and felt self</w:t>
       </w:r>
       <w:r>
         <w:noBreakHyphen/>
-        <w:t>conscious. However, doing theory was doing a little bit of reading between the lines of the story. This exercise mainly shows that theories organize case evidence quite well if they are, shall we say, considered in the company of a young person and not in a vacuum.</w:t>
+        <w:t xml:space="preserve">conscious. However, doing theory </w:t>
+      </w:r>
+      <w:r>
+        <w:t>required</w:t>
+      </w:r>
+      <w:r>
+        <w:t xml:space="preserve"> a little bit of reading between the lines of the story. This exercise mainly shows that theories organize case evidence quite well if they are, shall we say, considered in the company of a young person and not in a vacuum.</w:t>
       </w:r>
     </w:p>
     <w:p>
@@ -436,15 +382,7 @@
         <w:ind w:left="720" w:hanging="720"/>
       </w:pPr>
       <w:r>
-        <w:t xml:space="preserve">Kowalski, R. M., Giumetti, G. W., Schroeder, A. N., &amp; </w:t>
-      </w:r>
-      <w:proofErr w:type="spellStart"/>
-      <w:r>
-        <w:t>Lattanner</w:t>
-      </w:r>
-      <w:proofErr w:type="spellEnd"/>
-      <w:r>
-        <w:t xml:space="preserve">, M. R. (2014). Bullying in the digital age: A critical review and meta-analysis of cyberbullying research among youth. </w:t>
+        <w:t xml:space="preserve">Kowalski, R. M., Giumetti, G. W., Schroeder, A. N., &amp; Lattanner, M. R. (2014). Bullying in the digital age: A critical review and meta-analysis of cyberbullying research among youth. </w:t>
       </w:r>
       <w:r>
         <w:rPr>
